--- a/Worksheet Mahasiswa - Modul 3 Framework in Programming - Laravel Basic.docx
+++ b/Worksheet Mahasiswa - Modul 3 Framework in Programming - Laravel Basic.docx
@@ -1956,6 +1956,9 @@
             <w:pPr>
               <w:spacing w:after="0"/>
             </w:pPr>
+            <w:r>
+              <w:t>Browser mengirim permintaan HTTP GET /activities dan diterima route Laravel</w:t>
+            </w:r>
           </w:p>
         </w:tc>
         <w:tc>
@@ -1973,6 +1976,9 @@
             <w:pPr>
               <w:spacing w:after="0"/>
             </w:pPr>
+            <w:r>
+              <w:t>DevTools Network mencatat method GET /activities dengan status 200 OK</w:t>
+            </w:r>
           </w:p>
         </w:tc>
         <w:tc>
@@ -1990,6 +1996,9 @@
             <w:pPr>
               <w:spacing w:after="0"/>
             </w:pPr>
+            <w:r>
+              <w:t>Request masuk via public/index.php, melewati bootstrap kernel dan middleware, lalu dicocokkan dengan URI di routes/web.php</w:t>
+            </w:r>
           </w:p>
         </w:tc>
       </w:tr>
@@ -2038,6 +2047,9 @@
             <w:pPr>
               <w:spacing w:after="0"/>
             </w:pPr>
+            <w:r>
+              <w:t>Route memetakan URI /activities ke method index di ActivityController</w:t>
+            </w:r>
           </w:p>
         </w:tc>
         <w:tc>
@@ -2056,6 +2068,9 @@
             <w:pPr>
               <w:spacing w:after="0"/>
             </w:pPr>
+            <w:r>
+              <w:t>Perintah php artisan route:list memetakan path ke ActivityController@index, dan log sementara tercatat</w:t>
+            </w:r>
           </w:p>
         </w:tc>
         <w:tc>
@@ -2074,6 +2089,9 @@
             <w:pPr>
               <w:spacing w:after="0"/>
             </w:pPr>
+            <w:r>
+              <w:t>Router memanggil controller sebagai orkestrator yang mengendalikan alur tanpa menumpuk logika di route closure.</w:t>
+            </w:r>
           </w:p>
         </w:tc>
       </w:tr>
@@ -2119,6 +2137,23 @@
           <w:p>
             <w:pPr>
               <w:spacing w:after="0"/>
+              <w:rPr>
+                <w:lang w:val="en-ID"/>
+              </w:rPr>
+            </w:pPr>
+            <w:r>
+              <w:rPr>
+                <w:lang w:val="en-ID"/>
+              </w:rPr>
+              <w:t>Controller memanggil model Activity untuk mengambil data dari SQLite.</w:t>
+            </w:r>
+          </w:p>
+          <w:p>
+            <w:pPr>
+              <w:spacing w:after="0"/>
+              <w:rPr>
+                <w:lang w:val="en-ID"/>
+              </w:rPr>
             </w:pPr>
           </w:p>
         </w:tc>
@@ -2137,6 +2172,9 @@
             <w:pPr>
               <w:spacing w:after="0"/>
             </w:pPr>
+            <w:r>
+              <w:t>Data seeder (kegiatan, tanggal, status) berhasil diambil tanpa error query</w:t>
+            </w:r>
           </w:p>
         </w:tc>
         <w:tc>
@@ -2154,6 +2192,9 @@
             <w:pPr>
               <w:spacing w:after="0"/>
             </w:pPr>
+            <w:r>
+              <w:t>Eloquent mengabstraksi query SQL database melalui method Activity::query()-&gt;orderBy(...)-&gt;get()</w:t>
+            </w:r>
           </w:p>
         </w:tc>
       </w:tr>
@@ -2202,6 +2243,9 @@
             <w:pPr>
               <w:spacing w:after="0"/>
             </w:pPr>
+            <w:r>
+              <w:t>Controller mengoper data $activities ke file tampilan activities.index</w:t>
+            </w:r>
           </w:p>
         </w:tc>
         <w:tc>
@@ -2220,6 +2264,9 @@
             <w:pPr>
               <w:spacing w:after="0"/>
             </w:pPr>
+            <w:r>
+              <w:t>Fungsi view('activities.index', compact('activities')) sukses dieksekusi.</w:t>
+            </w:r>
           </w:p>
         </w:tc>
         <w:tc>
@@ -2238,6 +2285,9 @@
             <w:pPr>
               <w:spacing w:after="0"/>
             </w:pPr>
+            <w:r>
+              <w:t>Controller bertugas memilih view dan meneruskan data yang akan dirender ke antarmuka.</w:t>
+            </w:r>
           </w:p>
         </w:tc>
       </w:tr>
@@ -2283,6 +2333,23 @@
           <w:p>
             <w:pPr>
               <w:spacing w:after="0"/>
+              <w:rPr>
+                <w:lang w:val="en-ID"/>
+              </w:rPr>
+            </w:pPr>
+            <w:r>
+              <w:rPr>
+                <w:lang w:val="en-ID"/>
+              </w:rPr>
+              <w:t>Blade merender HTML bersama data dan server mengirimkannya ke browser</w:t>
+            </w:r>
+          </w:p>
+          <w:p>
+            <w:pPr>
+              <w:spacing w:after="0"/>
+              <w:rPr>
+                <w:lang w:val="en-ID"/>
+              </w:rPr>
             </w:pPr>
           </w:p>
         </w:tc>
@@ -2301,6 +2368,9 @@
             <w:pPr>
               <w:spacing w:after="0"/>
             </w:pPr>
+            <w:r>
+              <w:t>Dokumen HTML daftar kegiatan berhasil tampil secara visual di halaman browser.</w:t>
+            </w:r>
           </w:p>
         </w:tc>
         <w:tc>
@@ -2318,6 +2388,9 @@
             <w:pPr>
               <w:spacing w:after="0"/>
             </w:pPr>
+            <w:r>
+              <w:t>Blade mengompilasi template menjadi HTML murni di sisi server dan dikembalikan sebagai HTTP Response.</w:t>
+            </w:r>
           </w:p>
         </w:tc>
       </w:tr>
@@ -2427,6 +2500,9 @@
             <w:pPr>
               <w:spacing w:after="0"/>
             </w:pPr>
+            <w:r>
+              <w:t>http://127.0.0.1:8000/activities</w:t>
+            </w:r>
           </w:p>
         </w:tc>
       </w:tr>
@@ -2477,6 +2553,9 @@
             <w:pPr>
               <w:spacing w:after="0"/>
             </w:pPr>
+            <w:r>
+              <w:t>GET|HEAD activities ... activities.index › ActivityController@index</w:t>
+            </w:r>
           </w:p>
         </w:tc>
       </w:tr>
@@ -2525,6 +2604,9 @@
             <w:pPr>
               <w:spacing w:after="0"/>
             </w:pPr>
+            <w:r>
+              <w:t>storage/logs/laravel.log (mencatat pesan: local.INFO: ActivityController@index dipanggil</w:t>
+            </w:r>
           </w:p>
         </w:tc>
       </w:tr>
@@ -2575,6 +2657,9 @@
             <w:pPr>
               <w:spacing w:after="0"/>
             </w:pPr>
+            <w:r>
+              <w:t>app/Http/Controllers/ActivityController.php</w:t>
+            </w:r>
           </w:p>
         </w:tc>
       </w:tr>
@@ -2622,7 +2707,16 @@
           <w:p>
             <w:pPr>
               <w:spacing w:after="0"/>
-            </w:pPr>
+              <w:rPr>
+                <w:lang w:val="en-ID"/>
+              </w:rPr>
+            </w:pPr>
+            <w:r>
+              <w:rPr>
+                <w:lang w:val="en-ID"/>
+              </w:rPr>
+              <w:t>resources/views/activities/index.blade.php</w:t>
+            </w:r>
           </w:p>
         </w:tc>
       </w:tr>
@@ -2656,22 +2750,12 @@
                 <w:sz w:val="16"/>
               </w:rPr>
             </w:pPr>
-          </w:p>
-          <w:p>
-            <w:pPr>
-              <w:spacing w:after="30"/>
+            <w:r>
               <w:rPr>
                 <w:sz w:val="16"/>
               </w:rPr>
-            </w:pPr>
-          </w:p>
-          <w:p>
-            <w:pPr>
-              <w:spacing w:after="30"/>
-              <w:rPr>
-                <w:sz w:val="16"/>
-              </w:rPr>
-            </w:pPr>
+              <w:t>Ketika pengguna membuka halaman melalui browser, permintaan akan masuk ke aplikasi Laravel. Laravel kemudian memproses permintaan tersebut dan menentukan controller yang harus digunakan. Controller dapat mengambil data dari database menggunakan Eloquent, kemudian mengirim data tersebut ke Blade untuk ditampilkan sebagai halaman HTML. Setelah itu, halaman HTML dikirim kembali ke browser sehingga dapat dilihat oleh pengguna.</w:t>
+            </w:r>
           </w:p>
         </w:tc>
       </w:tr>
@@ -3032,7 +3116,14 @@
               <w:rPr>
                 <w:bCs/>
               </w:rPr>
-              <w:t xml:space="preserve">, sehingga kalau diupload maka  orang lain bisa langsung connect ke database production </w:t>
+              <w:t xml:space="preserve">, sehingga kalau diupload maka  orang lain bisa langsung connect ke database </w:t>
+            </w:r>
+            <w:r>
+              <w:rPr>
+                <w:bCs/>
+              </w:rPr>
+              <w:lastRenderedPageBreak/>
+              <w:t xml:space="preserve">production </w:t>
             </w:r>
             <w:r>
               <w:rPr>
@@ -3049,6 +3140,7 @@
         <w:rPr>
           <w:b/>
         </w:rPr>
+        <w:lastRenderedPageBreak/>
         <w:t>Kapan business rule perlu dipisahkan dari controller?</w:t>
       </w:r>
     </w:p>
@@ -3338,7 +3430,6 @@
               <w:rPr>
                 <w:sz w:val="16"/>
               </w:rPr>
-              <w:lastRenderedPageBreak/>
               <w:t>composer --version</w:t>
             </w:r>
           </w:p>
@@ -3713,6 +3804,9 @@
             <w:pPr>
               <w:spacing w:after="0"/>
             </w:pPr>
+            <w:r>
+              <w:t>Berhasil</w:t>
+            </w:r>
           </w:p>
         </w:tc>
         <w:tc>
@@ -3730,6 +3824,46 @@
             <w:pPr>
               <w:spacing w:after="0"/>
             </w:pPr>
+            <w:r>
+              <w:rPr>
+                <w:noProof/>
+              </w:rPr>
+              <w:drawing>
+                <wp:inline distT="0" distB="0" distL="0" distR="0" wp14:anchorId="185244B0" wp14:editId="2721DD25">
+                  <wp:extent cx="2310130" cy="461010"/>
+                  <wp:effectExtent l="0" t="0" r="0" b="0"/>
+                  <wp:docPr id="1096616870" name="Picture 1"/>
+                  <wp:cNvGraphicFramePr>
+                    <a:graphicFrameLocks xmlns:a="http://schemas.openxmlformats.org/drawingml/2006/main" noChangeAspect="1"/>
+                  </wp:cNvGraphicFramePr>
+                  <a:graphic xmlns:a="http://schemas.openxmlformats.org/drawingml/2006/main">
+                    <a:graphicData uri="http://schemas.openxmlformats.org/drawingml/2006/picture">
+                      <pic:pic xmlns:pic="http://schemas.openxmlformats.org/drawingml/2006/picture">
+                        <pic:nvPicPr>
+                          <pic:cNvPr id="1096616870" name=""/>
+                          <pic:cNvPicPr/>
+                        </pic:nvPicPr>
+                        <pic:blipFill>
+                          <a:blip r:embed="rId12"/>
+                          <a:stretch>
+                            <a:fillRect/>
+                          </a:stretch>
+                        </pic:blipFill>
+                        <pic:spPr>
+                          <a:xfrm>
+                            <a:off x="0" y="0"/>
+                            <a:ext cx="2310130" cy="461010"/>
+                          </a:xfrm>
+                          <a:prstGeom prst="rect">
+                            <a:avLst/>
+                          </a:prstGeom>
+                        </pic:spPr>
+                      </pic:pic>
+                    </a:graphicData>
+                  </a:graphic>
+                </wp:inline>
+              </w:drawing>
+            </w:r>
           </w:p>
         </w:tc>
       </w:tr>
@@ -3778,6 +3912,9 @@
             <w:pPr>
               <w:spacing w:after="0"/>
             </w:pPr>
+            <w:r>
+              <w:t>Berhasil</w:t>
+            </w:r>
           </w:p>
         </w:tc>
         <w:tc>
@@ -3796,6 +3933,96 @@
             <w:pPr>
               <w:spacing w:after="0"/>
             </w:pPr>
+            <w:r>
+              <w:rPr>
+                <w:noProof/>
+              </w:rPr>
+              <w:drawing>
+                <wp:inline distT="0" distB="0" distL="0" distR="0" wp14:anchorId="2FA7FDE8" wp14:editId="5AC48120">
+                  <wp:extent cx="2310130" cy="302895"/>
+                  <wp:effectExtent l="0" t="0" r="0" b="1905"/>
+                  <wp:docPr id="600735848" name="Picture 1"/>
+                  <wp:cNvGraphicFramePr>
+                    <a:graphicFrameLocks xmlns:a="http://schemas.openxmlformats.org/drawingml/2006/main" noChangeAspect="1"/>
+                  </wp:cNvGraphicFramePr>
+                  <a:graphic xmlns:a="http://schemas.openxmlformats.org/drawingml/2006/main">
+                    <a:graphicData uri="http://schemas.openxmlformats.org/drawingml/2006/picture">
+                      <pic:pic xmlns:pic="http://schemas.openxmlformats.org/drawingml/2006/picture">
+                        <pic:nvPicPr>
+                          <pic:cNvPr id="600735848" name=""/>
+                          <pic:cNvPicPr/>
+                        </pic:nvPicPr>
+                        <pic:blipFill>
+                          <a:blip r:embed="rId13"/>
+                          <a:stretch>
+                            <a:fillRect/>
+                          </a:stretch>
+                        </pic:blipFill>
+                        <pic:spPr>
+                          <a:xfrm>
+                            <a:off x="0" y="0"/>
+                            <a:ext cx="2310130" cy="302895"/>
+                          </a:xfrm>
+                          <a:prstGeom prst="rect">
+                            <a:avLst/>
+                          </a:prstGeom>
+                        </pic:spPr>
+                      </pic:pic>
+                    </a:graphicData>
+                  </a:graphic>
+                </wp:inline>
+              </w:drawing>
+            </w:r>
+          </w:p>
+          <w:p>
+            <w:pPr>
+              <w:spacing w:after="0"/>
+            </w:pPr>
+          </w:p>
+          <w:p>
+            <w:pPr>
+              <w:spacing w:after="0"/>
+            </w:pPr>
+            <w:r>
+              <w:rPr>
+                <w:noProof/>
+              </w:rPr>
+              <w:drawing>
+                <wp:inline distT="0" distB="0" distL="0" distR="0" wp14:anchorId="60A25E1C" wp14:editId="50013755">
+                  <wp:extent cx="2310130" cy="1096010"/>
+                  <wp:effectExtent l="0" t="0" r="0" b="8890"/>
+                  <wp:docPr id="46984658" name="Picture 1"/>
+                  <wp:cNvGraphicFramePr>
+                    <a:graphicFrameLocks xmlns:a="http://schemas.openxmlformats.org/drawingml/2006/main" noChangeAspect="1"/>
+                  </wp:cNvGraphicFramePr>
+                  <a:graphic xmlns:a="http://schemas.openxmlformats.org/drawingml/2006/main">
+                    <a:graphicData uri="http://schemas.openxmlformats.org/drawingml/2006/picture">
+                      <pic:pic xmlns:pic="http://schemas.openxmlformats.org/drawingml/2006/picture">
+                        <pic:nvPicPr>
+                          <pic:cNvPr id="46984658" name=""/>
+                          <pic:cNvPicPr/>
+                        </pic:nvPicPr>
+                        <pic:blipFill>
+                          <a:blip r:embed="rId14"/>
+                          <a:stretch>
+                            <a:fillRect/>
+                          </a:stretch>
+                        </pic:blipFill>
+                        <pic:spPr>
+                          <a:xfrm>
+                            <a:off x="0" y="0"/>
+                            <a:ext cx="2310130" cy="1096010"/>
+                          </a:xfrm>
+                          <a:prstGeom prst="rect">
+                            <a:avLst/>
+                          </a:prstGeom>
+                        </pic:spPr>
+                      </pic:pic>
+                    </a:graphicData>
+                  </a:graphic>
+                </wp:inline>
+              </w:drawing>
+            </w:r>
           </w:p>
         </w:tc>
       </w:tr>
@@ -3805,6 +4032,7 @@
         <w:pStyle w:val="Heading2"/>
       </w:pPr>
       <w:r>
+        <w:lastRenderedPageBreak/>
         <w:t>D2. Struktur Implementasi</w:t>
       </w:r>
     </w:p>
@@ -3948,6 +4176,9 @@
             <w:pPr>
               <w:spacing w:after="0"/>
             </w:pPr>
+            <w:r>
+              <w:t>routes/web.php</w:t>
+            </w:r>
           </w:p>
         </w:tc>
         <w:tc>
@@ -3965,6 +4196,9 @@
             <w:pPr>
               <w:spacing w:after="0"/>
             </w:pPr>
+            <w:r>
+              <w:t>Memetakan HTTP method dan URI ke controller/handler yang sesuai.</w:t>
+            </w:r>
           </w:p>
         </w:tc>
       </w:tr>
@@ -4013,6 +4247,12 @@
             <w:pPr>
               <w:spacing w:after="0"/>
             </w:pPr>
+            <w:r>
+              <w:t>Activity-manager/app/Http/Controllers/</w:t>
+            </w:r>
+            <w:r>
+              <w:t>ActivityController.php</w:t>
+            </w:r>
           </w:p>
         </w:tc>
         <w:tc>
@@ -4031,6 +4271,9 @@
             <w:pPr>
               <w:spacing w:after="0"/>
             </w:pPr>
+            <w:r>
+              <w:t>Mengorkestrasi request masuk, memanggil model Eloquent, dan menentukan response/view.</w:t>
+            </w:r>
           </w:p>
         </w:tc>
       </w:tr>
@@ -4077,6 +4320,9 @@
             <w:pPr>
               <w:spacing w:after="0"/>
             </w:pPr>
+            <w:r>
+              <w:t>app/Models/Activity.php</w:t>
+            </w:r>
           </w:p>
         </w:tc>
         <w:tc>
@@ -4094,6 +4340,29 @@
             <w:pPr>
               <w:spacing w:after="0"/>
             </w:pPr>
+            <w:r>
+              <w:t xml:space="preserve">Merepresentasikan entitas data tabel kegiatan, mengelola </w:t>
+            </w:r>
+            <w:r>
+              <w:rPr>
+                <w:i/>
+                <w:iCs/>
+              </w:rPr>
+              <w:t>mass assignment</w:t>
+            </w:r>
+            <w:r>
+              <w:t xml:space="preserve"> ($fillable), dan </w:t>
+            </w:r>
+            <w:r>
+              <w:rPr>
+                <w:i/>
+                <w:iCs/>
+              </w:rPr>
+              <w:t>casting</w:t>
+            </w:r>
+            <w:r>
+              <w:t xml:space="preserve"> tipe data.</w:t>
+            </w:r>
           </w:p>
         </w:tc>
       </w:tr>
@@ -4142,6 +4411,18 @@
             <w:pPr>
               <w:spacing w:after="0"/>
             </w:pPr>
+            <w:r>
+              <w:t>database/migrations/</w:t>
+            </w:r>
+            <w:r>
+              <w:t>2026_09_21_044</w:t>
+            </w:r>
+            <w:r>
+              <w:t>208</w:t>
+            </w:r>
+            <w:r>
+              <w:t>_create_activities_table.php</w:t>
+            </w:r>
           </w:p>
         </w:tc>
         <w:tc>
@@ -4160,6 +4441,9 @@
             <w:pPr>
               <w:spacing w:after="0"/>
             </w:pPr>
+            <w:r>
+              <w:t>Mendefinisikan skema struktur tabel activities secara berversi di database.</w:t>
+            </w:r>
           </w:p>
         </w:tc>
       </w:tr>
@@ -4206,6 +4490,9 @@
             <w:pPr>
               <w:spacing w:after="0"/>
             </w:pPr>
+            <w:r>
+              <w:t>database/seeders/ActivitySeeder.php</w:t>
+            </w:r>
           </w:p>
         </w:tc>
         <w:tc>
@@ -4223,6 +4510,9 @@
             <w:pPr>
               <w:spacing w:after="0"/>
             </w:pPr>
+            <w:r>
+              <w:t>Menyediakan data dummy awal untuk observasi dan pengujian alur aplikasi.</w:t>
+            </w:r>
           </w:p>
         </w:tc>
       </w:tr>
@@ -4271,6 +4561,9 @@
             <w:pPr>
               <w:spacing w:after="0"/>
             </w:pPr>
+            <w:r>
+              <w:t>resources/views/activities/index.blade.php</w:t>
+            </w:r>
           </w:p>
         </w:tc>
         <w:tc>
@@ -4289,6 +4582,9 @@
             <w:pPr>
               <w:spacing w:after="0"/>
             </w:pPr>
+            <w:r>
+              <w:t>Menampilkan seluruh daftar kegiatan dalam format HTML ke browser.</w:t>
+            </w:r>
           </w:p>
         </w:tc>
       </w:tr>
@@ -4335,6 +4631,9 @@
             <w:pPr>
               <w:spacing w:after="0"/>
             </w:pPr>
+            <w:r>
+              <w:t>resources/views/activities/show.blade.php</w:t>
+            </w:r>
           </w:p>
         </w:tc>
         <w:tc>
@@ -4352,6 +4651,9 @@
             <w:pPr>
               <w:spacing w:after="0"/>
             </w:pPr>
+            <w:r>
+              <w:t>Menyajikan detail lengkap satu entitas kegiatan yang dipilih.</w:t>
+            </w:r>
           </w:p>
         </w:tc>
       </w:tr>
@@ -4581,6 +4883,9 @@
             <w:pPr>
               <w:spacing w:after="0"/>
             </w:pPr>
+            <w:r>
+              <w:t>Halaman utama Laravel terbuka normal tanpa error 500</w:t>
+            </w:r>
           </w:p>
         </w:tc>
         <w:tc>
@@ -4602,7 +4907,7 @@
               <w:rPr>
                 <w:sz w:val="15"/>
               </w:rPr>
-              <w:t>☐ Lulus ☐ Gagal</w:t>
+              <w:t>Gagal</w:t>
             </w:r>
           </w:p>
         </w:tc>
@@ -4621,6 +4926,46 @@
             <w:pPr>
               <w:spacing w:after="0"/>
             </w:pPr>
+            <w:r>
+              <w:rPr>
+                <w:noProof/>
+              </w:rPr>
+              <w:drawing>
+                <wp:inline distT="0" distB="0" distL="0" distR="0" wp14:anchorId="6D9E13D8" wp14:editId="646C3EA0">
+                  <wp:extent cx="978535" cy="507365"/>
+                  <wp:effectExtent l="0" t="0" r="0" b="6985"/>
+                  <wp:docPr id="2036204159" name="Picture 1"/>
+                  <wp:cNvGraphicFramePr>
+                    <a:graphicFrameLocks xmlns:a="http://schemas.openxmlformats.org/drawingml/2006/main" noChangeAspect="1"/>
+                  </wp:cNvGraphicFramePr>
+                  <a:graphic xmlns:a="http://schemas.openxmlformats.org/drawingml/2006/main">
+                    <a:graphicData uri="http://schemas.openxmlformats.org/drawingml/2006/picture">
+                      <pic:pic xmlns:pic="http://schemas.openxmlformats.org/drawingml/2006/picture">
+                        <pic:nvPicPr>
+                          <pic:cNvPr id="2036204159" name=""/>
+                          <pic:cNvPicPr/>
+                        </pic:nvPicPr>
+                        <pic:blipFill>
+                          <a:blip r:embed="rId15"/>
+                          <a:stretch>
+                            <a:fillRect/>
+                          </a:stretch>
+                        </pic:blipFill>
+                        <pic:spPr>
+                          <a:xfrm>
+                            <a:off x="0" y="0"/>
+                            <a:ext cx="978535" cy="507365"/>
+                          </a:xfrm>
+                          <a:prstGeom prst="rect">
+                            <a:avLst/>
+                          </a:prstGeom>
+                        </pic:spPr>
+                      </pic:pic>
+                    </a:graphicData>
+                  </a:graphic>
+                </wp:inline>
+              </w:drawing>
+            </w:r>
           </w:p>
         </w:tc>
       </w:tr>
@@ -4693,6 +5038,9 @@
             <w:pPr>
               <w:spacing w:after="0"/>
             </w:pPr>
+            <w:r>
+              <w:t>Halaman /activities menampilkan 5 entitas kegiatan hasil seeder</w:t>
+            </w:r>
           </w:p>
         </w:tc>
         <w:tc>
@@ -4715,7 +5063,7 @@
               <w:rPr>
                 <w:sz w:val="15"/>
               </w:rPr>
-              <w:t>☐ Lulus ☐ Gagal</w:t>
+              <w:t>Lulus</w:t>
             </w:r>
           </w:p>
         </w:tc>
@@ -4735,6 +5083,46 @@
             <w:pPr>
               <w:spacing w:after="0"/>
             </w:pPr>
+            <w:r>
+              <w:rPr>
+                <w:noProof/>
+              </w:rPr>
+              <w:drawing>
+                <wp:inline distT="0" distB="0" distL="0" distR="0" wp14:anchorId="580E02CC" wp14:editId="2C8E3D07">
+                  <wp:extent cx="978535" cy="481330"/>
+                  <wp:effectExtent l="0" t="0" r="0" b="0"/>
+                  <wp:docPr id="995907110" name="Picture 1"/>
+                  <wp:cNvGraphicFramePr>
+                    <a:graphicFrameLocks xmlns:a="http://schemas.openxmlformats.org/drawingml/2006/main" noChangeAspect="1"/>
+                  </wp:cNvGraphicFramePr>
+                  <a:graphic xmlns:a="http://schemas.openxmlformats.org/drawingml/2006/main">
+                    <a:graphicData uri="http://schemas.openxmlformats.org/drawingml/2006/picture">
+                      <pic:pic xmlns:pic="http://schemas.openxmlformats.org/drawingml/2006/picture">
+                        <pic:nvPicPr>
+                          <pic:cNvPr id="995907110" name=""/>
+                          <pic:cNvPicPr/>
+                        </pic:nvPicPr>
+                        <pic:blipFill>
+                          <a:blip r:embed="rId16"/>
+                          <a:stretch>
+                            <a:fillRect/>
+                          </a:stretch>
+                        </pic:blipFill>
+                        <pic:spPr>
+                          <a:xfrm>
+                            <a:off x="0" y="0"/>
+                            <a:ext cx="978535" cy="481330"/>
+                          </a:xfrm>
+                          <a:prstGeom prst="rect">
+                            <a:avLst/>
+                          </a:prstGeom>
+                        </pic:spPr>
+                      </pic:pic>
+                    </a:graphicData>
+                  </a:graphic>
+                </wp:inline>
+              </w:drawing>
+            </w:r>
           </w:p>
         </w:tc>
       </w:tr>
@@ -4804,6 +5192,9 @@
             <w:pPr>
               <w:spacing w:after="0"/>
             </w:pPr>
+            <w:r>
+              <w:t>Detail kegiatan dengan ID valid berhasil dimuat lengkap dari database</w:t>
+            </w:r>
           </w:p>
         </w:tc>
         <w:tc>
@@ -4815,7 +5206,6 @@
               <w:bottom w:w="80" w:type="dxa"/>
               <w:right w:w="80" w:type="dxa"/>
             </w:tcMar>
-            <w:vAlign w:val="center"/>
           </w:tcPr>
           <w:p>
             <w:pPr>
@@ -4825,7 +5215,7 @@
               <w:rPr>
                 <w:sz w:val="15"/>
               </w:rPr>
-              <w:t>☐ Lulus ☐ Gagal</w:t>
+              <w:t>Lulus</w:t>
             </w:r>
           </w:p>
         </w:tc>
@@ -4844,6 +5234,46 @@
             <w:pPr>
               <w:spacing w:after="0"/>
             </w:pPr>
+            <w:r>
+              <w:rPr>
+                <w:noProof/>
+              </w:rPr>
+              <w:drawing>
+                <wp:inline distT="0" distB="0" distL="0" distR="0" wp14:anchorId="17D1A3DD" wp14:editId="60880DA1">
+                  <wp:extent cx="978535" cy="480060"/>
+                  <wp:effectExtent l="0" t="0" r="0" b="0"/>
+                  <wp:docPr id="1330074147" name="Picture 1"/>
+                  <wp:cNvGraphicFramePr>
+                    <a:graphicFrameLocks xmlns:a="http://schemas.openxmlformats.org/drawingml/2006/main" noChangeAspect="1"/>
+                  </wp:cNvGraphicFramePr>
+                  <a:graphic xmlns:a="http://schemas.openxmlformats.org/drawingml/2006/main">
+                    <a:graphicData uri="http://schemas.openxmlformats.org/drawingml/2006/picture">
+                      <pic:pic xmlns:pic="http://schemas.openxmlformats.org/drawingml/2006/picture">
+                        <pic:nvPicPr>
+                          <pic:cNvPr id="1330074147" name=""/>
+                          <pic:cNvPicPr/>
+                        </pic:nvPicPr>
+                        <pic:blipFill>
+                          <a:blip r:embed="rId17"/>
+                          <a:stretch>
+                            <a:fillRect/>
+                          </a:stretch>
+                        </pic:blipFill>
+                        <pic:spPr>
+                          <a:xfrm>
+                            <a:off x="0" y="0"/>
+                            <a:ext cx="978535" cy="480060"/>
+                          </a:xfrm>
+                          <a:prstGeom prst="rect">
+                            <a:avLst/>
+                          </a:prstGeom>
+                        </pic:spPr>
+                      </pic:pic>
+                    </a:graphicData>
+                  </a:graphic>
+                </wp:inline>
+              </w:drawing>
+            </w:r>
           </w:p>
         </w:tc>
       </w:tr>
@@ -4916,6 +5346,9 @@
             <w:pPr>
               <w:spacing w:after="0"/>
             </w:pPr>
+            <w:r>
+              <w:t>Mengakses ID 999 menampilkan halaman 404 Not Found</w:t>
+            </w:r>
           </w:p>
         </w:tc>
         <w:tc>
@@ -4928,7 +5361,6 @@
               <w:bottom w:w="80" w:type="dxa"/>
               <w:right w:w="80" w:type="dxa"/>
             </w:tcMar>
-            <w:vAlign w:val="center"/>
           </w:tcPr>
           <w:p>
             <w:pPr>
@@ -4938,7 +5370,7 @@
               <w:rPr>
                 <w:sz w:val="15"/>
               </w:rPr>
-              <w:t>☐ Lulus ☐ Gagal</w:t>
+              <w:t>Lulus</w:t>
             </w:r>
           </w:p>
         </w:tc>
@@ -4958,6 +5390,46 @@
             <w:pPr>
               <w:spacing w:after="0"/>
             </w:pPr>
+            <w:r>
+              <w:rPr>
+                <w:noProof/>
+              </w:rPr>
+              <w:drawing>
+                <wp:inline distT="0" distB="0" distL="0" distR="0" wp14:anchorId="4B575FAD" wp14:editId="71FE3E5F">
+                  <wp:extent cx="978535" cy="387985"/>
+                  <wp:effectExtent l="0" t="0" r="0" b="0"/>
+                  <wp:docPr id="758123597" name="Picture 1"/>
+                  <wp:cNvGraphicFramePr>
+                    <a:graphicFrameLocks xmlns:a="http://schemas.openxmlformats.org/drawingml/2006/main" noChangeAspect="1"/>
+                  </wp:cNvGraphicFramePr>
+                  <a:graphic xmlns:a="http://schemas.openxmlformats.org/drawingml/2006/main">
+                    <a:graphicData uri="http://schemas.openxmlformats.org/drawingml/2006/picture">
+                      <pic:pic xmlns:pic="http://schemas.openxmlformats.org/drawingml/2006/picture">
+                        <pic:nvPicPr>
+                          <pic:cNvPr id="758123597" name=""/>
+                          <pic:cNvPicPr/>
+                        </pic:nvPicPr>
+                        <pic:blipFill>
+                          <a:blip r:embed="rId18"/>
+                          <a:stretch>
+                            <a:fillRect/>
+                          </a:stretch>
+                        </pic:blipFill>
+                        <pic:spPr>
+                          <a:xfrm>
+                            <a:off x="0" y="0"/>
+                            <a:ext cx="978535" cy="387985"/>
+                          </a:xfrm>
+                          <a:prstGeom prst="rect">
+                            <a:avLst/>
+                          </a:prstGeom>
+                        </pic:spPr>
+                      </pic:pic>
+                    </a:graphicData>
+                  </a:graphic>
+                </wp:inline>
+              </w:drawing>
+            </w:r>
           </w:p>
         </w:tc>
       </w:tr>
@@ -5027,6 +5499,9 @@
             <w:pPr>
               <w:spacing w:after="0"/>
             </w:pPr>
+            <w:r>
+              <w:t>Route index dan show terpetakan ke method ActivityController yang tepat</w:t>
+            </w:r>
           </w:p>
         </w:tc>
         <w:tc>
@@ -5038,7 +5513,6 @@
               <w:bottom w:w="80" w:type="dxa"/>
               <w:right w:w="80" w:type="dxa"/>
             </w:tcMar>
-            <w:vAlign w:val="center"/>
           </w:tcPr>
           <w:p>
             <w:pPr>
@@ -5048,7 +5522,7 @@
               <w:rPr>
                 <w:sz w:val="15"/>
               </w:rPr>
-              <w:t>☐ Lulus ☐ Gagal</w:t>
+              <w:t>Lulus</w:t>
             </w:r>
           </w:p>
         </w:tc>
@@ -5067,6 +5541,46 @@
             <w:pPr>
               <w:spacing w:after="0"/>
             </w:pPr>
+            <w:r>
+              <w:rPr>
+                <w:noProof/>
+              </w:rPr>
+              <w:drawing>
+                <wp:inline distT="0" distB="0" distL="0" distR="0" wp14:anchorId="397CCA13" wp14:editId="03611306">
+                  <wp:extent cx="978535" cy="212090"/>
+                  <wp:effectExtent l="0" t="0" r="0" b="0"/>
+                  <wp:docPr id="853084876" name="Picture 1"/>
+                  <wp:cNvGraphicFramePr>
+                    <a:graphicFrameLocks xmlns:a="http://schemas.openxmlformats.org/drawingml/2006/main" noChangeAspect="1"/>
+                  </wp:cNvGraphicFramePr>
+                  <a:graphic xmlns:a="http://schemas.openxmlformats.org/drawingml/2006/main">
+                    <a:graphicData uri="http://schemas.openxmlformats.org/drawingml/2006/picture">
+                      <pic:pic xmlns:pic="http://schemas.openxmlformats.org/drawingml/2006/picture">
+                        <pic:nvPicPr>
+                          <pic:cNvPr id="853084876" name=""/>
+                          <pic:cNvPicPr/>
+                        </pic:nvPicPr>
+                        <pic:blipFill>
+                          <a:blip r:embed="rId19"/>
+                          <a:stretch>
+                            <a:fillRect/>
+                          </a:stretch>
+                        </pic:blipFill>
+                        <pic:spPr>
+                          <a:xfrm>
+                            <a:off x="0" y="0"/>
+                            <a:ext cx="978535" cy="212090"/>
+                          </a:xfrm>
+                          <a:prstGeom prst="rect">
+                            <a:avLst/>
+                          </a:prstGeom>
+                        </pic:spPr>
+                      </pic:pic>
+                    </a:graphicData>
+                  </a:graphic>
+                </wp:inline>
+              </w:drawing>
+            </w:r>
           </w:p>
         </w:tc>
       </w:tr>
@@ -5139,6 +5653,9 @@
             <w:pPr>
               <w:spacing w:after="0"/>
             </w:pPr>
+            <w:r>
+              <w:t>Tabel SQLite memuat 5 data dengan seluruh field sesuai skema migration</w:t>
+            </w:r>
           </w:p>
         </w:tc>
         <w:tc>
@@ -5151,7 +5668,6 @@
               <w:bottom w:w="80" w:type="dxa"/>
               <w:right w:w="80" w:type="dxa"/>
             </w:tcMar>
-            <w:vAlign w:val="center"/>
           </w:tcPr>
           <w:p>
             <w:pPr>
@@ -5161,7 +5677,7 @@
               <w:rPr>
                 <w:sz w:val="15"/>
               </w:rPr>
-              <w:t>☐ Lulus ☐ Gagal</w:t>
+              <w:t>Lulus</w:t>
             </w:r>
           </w:p>
         </w:tc>
@@ -5181,6 +5697,46 @@
             <w:pPr>
               <w:spacing w:after="0"/>
             </w:pPr>
+            <w:r>
+              <w:rPr>
+                <w:noProof/>
+              </w:rPr>
+              <w:drawing>
+                <wp:inline distT="0" distB="0" distL="0" distR="0" wp14:anchorId="147B1F32" wp14:editId="52686AE6">
+                  <wp:extent cx="978535" cy="673100"/>
+                  <wp:effectExtent l="0" t="0" r="0" b="0"/>
+                  <wp:docPr id="51203322" name="Picture 1"/>
+                  <wp:cNvGraphicFramePr>
+                    <a:graphicFrameLocks xmlns:a="http://schemas.openxmlformats.org/drawingml/2006/main" noChangeAspect="1"/>
+                  </wp:cNvGraphicFramePr>
+                  <a:graphic xmlns:a="http://schemas.openxmlformats.org/drawingml/2006/main">
+                    <a:graphicData uri="http://schemas.openxmlformats.org/drawingml/2006/picture">
+                      <pic:pic xmlns:pic="http://schemas.openxmlformats.org/drawingml/2006/picture">
+                        <pic:nvPicPr>
+                          <pic:cNvPr id="51203322" name=""/>
+                          <pic:cNvPicPr/>
+                        </pic:nvPicPr>
+                        <pic:blipFill>
+                          <a:blip r:embed="rId20"/>
+                          <a:stretch>
+                            <a:fillRect/>
+                          </a:stretch>
+                        </pic:blipFill>
+                        <pic:spPr>
+                          <a:xfrm>
+                            <a:off x="0" y="0"/>
+                            <a:ext cx="978535" cy="673100"/>
+                          </a:xfrm>
+                          <a:prstGeom prst="rect">
+                            <a:avLst/>
+                          </a:prstGeom>
+                        </pic:spPr>
+                      </pic:pic>
+                    </a:graphicData>
+                  </a:graphic>
+                </wp:inline>
+              </w:drawing>
+            </w:r>
           </w:p>
         </w:tc>
       </w:tr>
@@ -5213,9 +5769,17 @@
           <w:tcPr>
             <w:tcW w:w="10364" w:type="dxa"/>
           </w:tcPr>
-          <w:p/>
-          <w:p/>
-          <w:p/>
+          <w:p>
+            <w:r>
+              <w:t xml:space="preserve">“PHP artisan serve” gagal </w:t>
+            </w:r>
+            <w:r>
+              <w:t xml:space="preserve">dengan menampilkan pesan “could not open input  file: artisan”. Ini terjadi karena </w:t>
+            </w:r>
+            <w:r>
+              <w:t>posisi terminal baru berada di minggu 3 belum masuk ke activity-manager. Solusinya mengetikkan atau menginput “cd activity-manager”</w:t>
+            </w:r>
+          </w:p>
         </w:tc>
       </w:tr>
     </w:tbl>
@@ -5225,6 +5789,7 @@
         <w:pStyle w:val="Heading1"/>
       </w:pPr>
       <w:r>
+        <w:lastRenderedPageBreak/>
         <w:t>E. Eksperimen 2 — Diagnosis Fat Controller</w:t>
       </w:r>
     </w:p>
@@ -5452,6 +6017,9 @@
             <w:pPr>
               <w:spacing w:after="0"/>
             </w:pPr>
+            <w:r>
+              <w:t>Validasi input</w:t>
+            </w:r>
           </w:p>
         </w:tc>
         <w:tc>
@@ -5469,6 +6037,15 @@
             <w:pPr>
               <w:spacing w:after="0"/>
             </w:pPr>
+            <w:r>
+              <w:t>Form request (Update</w:t>
+            </w:r>
+            <w:r>
+              <w:t>ActivityRequest</w:t>
+            </w:r>
+            <w:r>
+              <w:t>)</w:t>
+            </w:r>
           </w:p>
         </w:tc>
         <w:tc>
@@ -5487,6 +6064,12 @@
             <w:pPr>
               <w:spacing w:after="0"/>
             </w:pPr>
+            <w:r>
+              <w:t xml:space="preserve">Memeriksa format, batas karakter, dan keabsahan payload HTTP di batas terluar </w:t>
+            </w:r>
+            <w:r>
+              <w:t>sebelum masuk alur aplikasi</w:t>
+            </w:r>
           </w:p>
         </w:tc>
       </w:tr>
@@ -5535,6 +6118,9 @@
             <w:pPr>
               <w:spacing w:after="0"/>
             </w:pPr>
+            <w:r>
+              <w:t>Business Rule</w:t>
+            </w:r>
           </w:p>
         </w:tc>
         <w:tc>
@@ -5553,6 +6139,9 @@
             <w:pPr>
               <w:spacing w:after="0"/>
             </w:pPr>
+            <w:r>
+              <w:t>Service class (ActivityService)</w:t>
+            </w:r>
           </w:p>
         </w:tc>
         <w:tc>
@@ -5572,6 +6161,12 @@
             <w:pPr>
               <w:spacing w:after="0"/>
             </w:pPr>
+            <w:r>
+              <w:t xml:space="preserve">Aturan domain atau proses transisi status yang membutuhkan konteks model saat ini </w:t>
+            </w:r>
+            <w:r>
+              <w:t>dan tidak bergantung pada lapisan HTTP</w:t>
+            </w:r>
           </w:p>
         </w:tc>
       </w:tr>
@@ -5618,6 +6213,9 @@
             <w:pPr>
               <w:spacing w:after="0"/>
             </w:pPr>
+            <w:r>
+              <w:t>Validasi input</w:t>
+            </w:r>
           </w:p>
         </w:tc>
         <w:tc>
@@ -5635,6 +6233,9 @@
             <w:pPr>
               <w:spacing w:after="0"/>
             </w:pPr>
+            <w:r>
+              <w:t>Form request (UpdateActivityRule)</w:t>
+            </w:r>
           </w:p>
         </w:tc>
         <w:tc>
@@ -5653,6 +6254,9 @@
             <w:pPr>
               <w:spacing w:after="0"/>
             </w:pPr>
+            <w:r>
+              <w:t>Merupakan pemeriksaan rentang nilai input yang diizinkan, bukan aturan transisi status dinamis</w:t>
+            </w:r>
           </w:p>
         </w:tc>
       </w:tr>
@@ -5701,6 +6305,9 @@
             <w:pPr>
               <w:spacing w:after="0"/>
             </w:pPr>
+            <w:r>
+              <w:t>Persistence</w:t>
+            </w:r>
           </w:p>
         </w:tc>
         <w:tc>
@@ -5719,6 +6326,9 @@
             <w:pPr>
               <w:spacing w:after="0"/>
             </w:pPr>
+            <w:r>
+              <w:t>Service class atau model elequent</w:t>
+            </w:r>
           </w:p>
         </w:tc>
         <w:tc>
@@ -5738,6 +6348,12 @@
             <w:pPr>
               <w:spacing w:after="0"/>
             </w:pPr>
+            <w:r>
+              <w:t xml:space="preserve">Pengelolaan penyimpanan data dan pembaruan entitas database sebaiknya diisolasi di luar controller agar method controller </w:t>
+            </w:r>
+            <w:r>
+              <w:t>tetap ringkas</w:t>
+            </w:r>
           </w:p>
         </w:tc>
       </w:tr>
@@ -5784,6 +6400,9 @@
             <w:pPr>
               <w:spacing w:after="0"/>
             </w:pPr>
+            <w:r>
+              <w:t xml:space="preserve">Presentation / Response </w:t>
+            </w:r>
           </w:p>
         </w:tc>
         <w:tc>
@@ -5801,6 +6420,9 @@
             <w:pPr>
               <w:spacing w:after="0"/>
             </w:pPr>
+            <w:r>
+              <w:t>controller</w:t>
+            </w:r>
           </w:p>
         </w:tc>
         <w:tc>
@@ -5819,6 +6441,9 @@
             <w:pPr>
               <w:spacing w:after="0"/>
             </w:pPr>
+            <w:r>
+              <w:t>Controller memang bertanggung jawab mengorkestrasi respon HTTP, mengarahkan navigasi dan mengirim flas massage ke session</w:t>
+            </w:r>
           </w:p>
         </w:tc>
       </w:tr>
@@ -5848,7 +6473,40 @@
           <w:p>
             <w:pPr>
               <w:pStyle w:val="Heading1"/>
-            </w:pPr>
+              <w:rPr>
+                <w:sz w:val="15"/>
+                <w:szCs w:val="15"/>
+              </w:rPr>
+            </w:pPr>
+            <w:r>
+              <w:rPr>
+                <w:sz w:val="15"/>
+                <w:szCs w:val="15"/>
+              </w:rPr>
+              <w:t>Mencampur adukkan banyak tanggung jawab, seperti</w:t>
+            </w:r>
+            <w:r>
+              <w:rPr>
+                <w:sz w:val="15"/>
+                <w:szCs w:val="15"/>
+              </w:rPr>
+              <w:t xml:space="preserve">: controller menangani validasi input HTTP, aturan bisnis, logika persistensi database, </w:t>
+            </w:r>
+            <w:r>
+              <w:rPr>
+                <w:sz w:val="15"/>
+                <w:szCs w:val="15"/>
+              </w:rPr>
+              <w:t xml:space="preserve">format response. </w:t>
+            </w:r>
+          </w:p>
+          <w:p>
+            <w:r>
+              <w:t>Menampung validasi manual</w:t>
+            </w:r>
+            <w:r>
+              <w:t>, menampung logika domain dan manipulasi model secara langusng</w:t>
+            </w:r>
           </w:p>
         </w:tc>
       </w:tr>
@@ -6028,6 +6686,9 @@
             <w:pPr>
               <w:spacing w:after="0"/>
             </w:pPr>
+            <w:r>
+              <w:t>Pengguna hanya dibatasi lewat elemen form di browser (opsi disembunyikan/dinonaktifkan). Server tetap memproses dan menyimpan data status apa pun yang dikirim melalui HTTP request.</w:t>
+            </w:r>
           </w:p>
         </w:tc>
         <w:tc>
@@ -6045,6 +6706,9 @@
             <w:pPr>
               <w:spacing w:after="0"/>
             </w:pPr>
+            <w:r>
+              <w:t>Aturan bisnis mudah ditembus melalui modifikasi DOM di DevTools, inspect form, atau pengiriman request langsung via Postman/cURL, sehingga integritas data rusak</w:t>
+            </w:r>
           </w:p>
         </w:tc>
         <w:tc>
@@ -6062,6 +6726,9 @@
             <w:pPr>
               <w:spacing w:after="0"/>
             </w:pPr>
+            <w:r>
+              <w:t>Pendekatan ini tidak aman dan rapuh; UI tidak dapat menjamin validitas dan konsistensi data domain aplikasi.</w:t>
+            </w:r>
           </w:p>
         </w:tc>
       </w:tr>
@@ -6110,6 +6777,9 @@
             <w:pPr>
               <w:spacing w:after="0"/>
             </w:pPr>
+            <w:r>
+              <w:t>Blade memandu pengguna memilih opsi status yang valid, sementara ActivityService memvalidasi transisi status di server dan menolak perubahan jika status mencoba mundur.</w:t>
+            </w:r>
           </w:p>
         </w:tc>
         <w:tc>
@@ -6128,6 +6798,9 @@
             <w:pPr>
               <w:spacing w:after="0"/>
             </w:pPr>
+            <w:r>
+              <w:t>Tidak ada risiko integritas data; meskipun input form dimanipulasi di sisi klien, server tetap menolak transaksi dan mengembalikan pesan error yang jelas.</w:t>
+            </w:r>
           </w:p>
         </w:tc>
         <w:tc>
@@ -6146,6 +6819,19 @@
             <w:pPr>
               <w:spacing w:after="0"/>
             </w:pPr>
+            <w:r>
+              <w:t>Merupakan arsitektur yang benar (</w:t>
+            </w:r>
+            <w:r>
+              <w:rPr>
+                <w:i/>
+                <w:iCs/>
+              </w:rPr>
+              <w:t>best practice</w:t>
+            </w:r>
+            <w:r>
+              <w:t>); business rule terlindungi secara konsisten dan independen dari antarmuka pengguna</w:t>
+            </w:r>
           </w:p>
         </w:tc>
       </w:tr>
@@ -6179,11 +6865,19 @@
             <w:tcW w:w="10364" w:type="dxa"/>
           </w:tcPr>
           <w:p>
-            <w:pPr>
-              <w:pStyle w:val="Heading1"/>
-            </w:pPr>
-          </w:p>
-          <w:p/>
+            <w:r>
+              <w:t xml:space="preserve">Karena tampilan web sangat mudah untuk diakali </w:t>
+            </w:r>
+            <w:r>
+              <w:t xml:space="preserve">atau diubah oleh pengguna, misalnya lewat inspect elemen, atau tembak langsung pake aplikasi kayak  </w:t>
+            </w:r>
+            <w:r>
+              <w:t>postman. Kalau aturan aplikasi Cuma dipasang di tampilan, data yang salah atau dilarang tetap bisa lolos dan masuk ke database</w:t>
+            </w:r>
+            <w:r>
+              <w:t>. Mangkanya server harusnya menjadi penjaga gerbang utama agar data tetap aman.</w:t>
+            </w:r>
+          </w:p>
         </w:tc>
       </w:tr>
     </w:tbl>
@@ -6337,7 +7031,6 @@
               <w:bottom w:w="80" w:type="dxa"/>
               <w:right w:w="80" w:type="dxa"/>
             </w:tcMar>
-            <w:vAlign w:val="center"/>
           </w:tcPr>
           <w:p>
             <w:pPr>
@@ -6347,7 +7040,7 @@
               <w:rPr>
                 <w:sz w:val="16"/>
               </w:rPr>
-              <w:t>☐ Ya ☐ Belum</w:t>
+              <w:t xml:space="preserve">Ya </w:t>
             </w:r>
           </w:p>
         </w:tc>
@@ -6366,6 +7059,9 @@
             <w:pPr>
               <w:spacing w:after="0"/>
             </w:pPr>
+            <w:r>
+              <w:t>routes/web.php</w:t>
+            </w:r>
           </w:p>
         </w:tc>
       </w:tr>
@@ -6408,7 +7104,6 @@
               <w:bottom w:w="80" w:type="dxa"/>
               <w:right w:w="80" w:type="dxa"/>
             </w:tcMar>
-            <w:vAlign w:val="center"/>
           </w:tcPr>
           <w:p>
             <w:pPr>
@@ -6418,7 +7113,7 @@
               <w:rPr>
                 <w:sz w:val="16"/>
               </w:rPr>
-              <w:t>☐ Ya ☐ Belum</w:t>
+              <w:t xml:space="preserve">Ya </w:t>
             </w:r>
           </w:p>
         </w:tc>
@@ -6438,6 +7133,12 @@
             <w:pPr>
               <w:spacing w:after="0"/>
             </w:pPr>
+            <w:r>
+              <w:t>app/Http/Requests/StoreActivityReque</w:t>
+            </w:r>
+            <w:r>
+              <w:t>st</w:t>
+            </w:r>
           </w:p>
         </w:tc>
       </w:tr>
@@ -6465,6 +7166,7 @@
               <w:rPr>
                 <w:sz w:val="16"/>
               </w:rPr>
+              <w:lastRenderedPageBreak/>
               <w:t>UpdateActivityRequest</w:t>
             </w:r>
           </w:p>
@@ -6478,7 +7180,6 @@
               <w:bottom w:w="80" w:type="dxa"/>
               <w:right w:w="80" w:type="dxa"/>
             </w:tcMar>
-            <w:vAlign w:val="center"/>
           </w:tcPr>
           <w:p>
             <w:pPr>
@@ -6488,7 +7189,7 @@
               <w:rPr>
                 <w:sz w:val="16"/>
               </w:rPr>
-              <w:t>☐ Ya ☐ Belum</w:t>
+              <w:t xml:space="preserve">Ya </w:t>
             </w:r>
           </w:p>
         </w:tc>
@@ -6507,6 +7208,18 @@
             <w:pPr>
               <w:spacing w:after="0"/>
             </w:pPr>
+            <w:r>
+              <w:t>app/Http/Requests/</w:t>
+            </w:r>
+            <w:r>
+              <w:t>Update</w:t>
+            </w:r>
+            <w:r>
+              <w:t>ActivityReque</w:t>
+            </w:r>
+            <w:r>
+              <w:t>st</w:t>
+            </w:r>
           </w:p>
         </w:tc>
       </w:tr>
@@ -6549,7 +7262,6 @@
               <w:bottom w:w="80" w:type="dxa"/>
               <w:right w:w="80" w:type="dxa"/>
             </w:tcMar>
-            <w:vAlign w:val="center"/>
           </w:tcPr>
           <w:p>
             <w:pPr>
@@ -6559,7 +7271,7 @@
               <w:rPr>
                 <w:sz w:val="16"/>
               </w:rPr>
-              <w:t>☐ Ya ☐ Belum</w:t>
+              <w:t xml:space="preserve">Ya </w:t>
             </w:r>
           </w:p>
         </w:tc>
@@ -6579,6 +7291,9 @@
             <w:pPr>
               <w:spacing w:after="0"/>
             </w:pPr>
+            <w:r>
+              <w:t>ActivityController.php</w:t>
+            </w:r>
           </w:p>
         </w:tc>
       </w:tr>
@@ -6619,7 +7334,6 @@
               <w:bottom w:w="80" w:type="dxa"/>
               <w:right w:w="80" w:type="dxa"/>
             </w:tcMar>
-            <w:vAlign w:val="center"/>
           </w:tcPr>
           <w:p>
             <w:pPr>
@@ -6629,7 +7343,7 @@
               <w:rPr>
                 <w:sz w:val="16"/>
               </w:rPr>
-              <w:t>☐ Ya ☐ Belum</w:t>
+              <w:t xml:space="preserve">Ya </w:t>
             </w:r>
           </w:p>
         </w:tc>
@@ -6648,6 +7362,12 @@
             <w:pPr>
               <w:spacing w:after="0"/>
             </w:pPr>
+            <w:r>
+              <w:t>resources/views/activities/create.b</w:t>
+            </w:r>
+            <w:r>
+              <w:t>lade.php</w:t>
+            </w:r>
           </w:p>
         </w:tc>
       </w:tr>
@@ -6690,7 +7410,6 @@
               <w:bottom w:w="80" w:type="dxa"/>
               <w:right w:w="80" w:type="dxa"/>
             </w:tcMar>
-            <w:vAlign w:val="center"/>
           </w:tcPr>
           <w:p>
             <w:pPr>
@@ -6700,7 +7419,7 @@
               <w:rPr>
                 <w:sz w:val="16"/>
               </w:rPr>
-              <w:t>☐ Ya ☐ Belum</w:t>
+              <w:t xml:space="preserve">Ya </w:t>
             </w:r>
           </w:p>
         </w:tc>
@@ -6720,6 +7439,18 @@
             <w:pPr>
               <w:spacing w:after="0"/>
             </w:pPr>
+            <w:r>
+              <w:t>resources/views/activities/</w:t>
+            </w:r>
+            <w:r>
+              <w:t>edit</w:t>
+            </w:r>
+            <w:r>
+              <w:t>.b</w:t>
+            </w:r>
+            <w:r>
+              <w:t>lade.php</w:t>
+            </w:r>
           </w:p>
         </w:tc>
       </w:tr>
@@ -6770,7 +7501,7 @@
               <w:rPr>
                 <w:sz w:val="16"/>
               </w:rPr>
-              <w:t>☐ Ya ☐ Belum</w:t>
+              <w:t xml:space="preserve">Ya </w:t>
             </w:r>
           </w:p>
         </w:tc>
@@ -6789,6 +7520,9 @@
             <w:pPr>
               <w:spacing w:after="0"/>
             </w:pPr>
+            <w:r>
+              <w:t>ActivityController.php</w:t>
+            </w:r>
           </w:p>
         </w:tc>
       </w:tr>
@@ -6991,6 +7725,9 @@
             <w:pPr>
               <w:spacing w:after="0"/>
             </w:pPr>
+            <w:r>
+              <w:t>StoreActivityRequest.php &amp; UpdateActivityRequest.php</w:t>
+            </w:r>
           </w:p>
         </w:tc>
         <w:tc>
@@ -7008,6 +7745,46 @@
             <w:pPr>
               <w:spacing w:after="0"/>
             </w:pPr>
+            <w:r>
+              <w:rPr>
+                <w:noProof/>
+              </w:rPr>
+              <w:drawing>
+                <wp:inline distT="0" distB="0" distL="0" distR="0" wp14:anchorId="635979E9" wp14:editId="7AA6CBEA">
+                  <wp:extent cx="1158240" cy="262255"/>
+                  <wp:effectExtent l="0" t="0" r="3810" b="4445"/>
+                  <wp:docPr id="1194638475" name="Picture 1"/>
+                  <wp:cNvGraphicFramePr>
+                    <a:graphicFrameLocks xmlns:a="http://schemas.openxmlformats.org/drawingml/2006/main" noChangeAspect="1"/>
+                  </wp:cNvGraphicFramePr>
+                  <a:graphic xmlns:a="http://schemas.openxmlformats.org/drawingml/2006/main">
+                    <a:graphicData uri="http://schemas.openxmlformats.org/drawingml/2006/picture">
+                      <pic:pic xmlns:pic="http://schemas.openxmlformats.org/drawingml/2006/picture">
+                        <pic:nvPicPr>
+                          <pic:cNvPr id="1194638475" name=""/>
+                          <pic:cNvPicPr/>
+                        </pic:nvPicPr>
+                        <pic:blipFill>
+                          <a:blip r:embed="rId21"/>
+                          <a:stretch>
+                            <a:fillRect/>
+                          </a:stretch>
+                        </pic:blipFill>
+                        <pic:spPr>
+                          <a:xfrm>
+                            <a:off x="0" y="0"/>
+                            <a:ext cx="1158240" cy="262255"/>
+                          </a:xfrm>
+                          <a:prstGeom prst="rect">
+                            <a:avLst/>
+                          </a:prstGeom>
+                        </pic:spPr>
+                      </pic:pic>
+                    </a:graphicData>
+                  </a:graphic>
+                </wp:inline>
+              </w:drawing>
+            </w:r>
           </w:p>
         </w:tc>
       </w:tr>
@@ -7080,6 +7857,9 @@
             <w:pPr>
               <w:spacing w:after="0"/>
             </w:pPr>
+            <w:r>
+              <w:t>StoreActivityRequest.php &amp; UpdateActivityRequest.php</w:t>
+            </w:r>
           </w:p>
         </w:tc>
         <w:tc>
@@ -7098,6 +7878,46 @@
             <w:pPr>
               <w:spacing w:after="0"/>
             </w:pPr>
+            <w:r>
+              <w:rPr>
+                <w:noProof/>
+              </w:rPr>
+              <w:drawing>
+                <wp:inline distT="0" distB="0" distL="0" distR="0" wp14:anchorId="6E3B43D0" wp14:editId="72A577BF">
+                  <wp:extent cx="1158240" cy="262255"/>
+                  <wp:effectExtent l="0" t="0" r="3810" b="4445"/>
+                  <wp:docPr id="1728938269" name="Picture 1"/>
+                  <wp:cNvGraphicFramePr>
+                    <a:graphicFrameLocks xmlns:a="http://schemas.openxmlformats.org/drawingml/2006/main" noChangeAspect="1"/>
+                  </wp:cNvGraphicFramePr>
+                  <a:graphic xmlns:a="http://schemas.openxmlformats.org/drawingml/2006/main">
+                    <a:graphicData uri="http://schemas.openxmlformats.org/drawingml/2006/picture">
+                      <pic:pic xmlns:pic="http://schemas.openxmlformats.org/drawingml/2006/picture">
+                        <pic:nvPicPr>
+                          <pic:cNvPr id="1728938269" name=""/>
+                          <pic:cNvPicPr/>
+                        </pic:nvPicPr>
+                        <pic:blipFill>
+                          <a:blip r:embed="rId21"/>
+                          <a:stretch>
+                            <a:fillRect/>
+                          </a:stretch>
+                        </pic:blipFill>
+                        <pic:spPr>
+                          <a:xfrm>
+                            <a:off x="0" y="0"/>
+                            <a:ext cx="1158240" cy="262255"/>
+                          </a:xfrm>
+                          <a:prstGeom prst="rect">
+                            <a:avLst/>
+                          </a:prstGeom>
+                        </pic:spPr>
+                      </pic:pic>
+                    </a:graphicData>
+                  </a:graphic>
+                </wp:inline>
+              </w:drawing>
+            </w:r>
           </w:p>
         </w:tc>
       </w:tr>
@@ -7167,6 +7987,9 @@
             <w:pPr>
               <w:spacing w:after="0"/>
             </w:pPr>
+            <w:r>
+              <w:t>StoreActivityRequest.php &amp; UpdateActivityRequest.php</w:t>
+            </w:r>
           </w:p>
         </w:tc>
         <w:tc>
@@ -7184,6 +8007,46 @@
             <w:pPr>
               <w:spacing w:after="0"/>
             </w:pPr>
+            <w:r>
+              <w:rPr>
+                <w:noProof/>
+              </w:rPr>
+              <w:drawing>
+                <wp:inline distT="0" distB="0" distL="0" distR="0" wp14:anchorId="1C4D0608" wp14:editId="51ED20AB">
+                  <wp:extent cx="1158240" cy="262255"/>
+                  <wp:effectExtent l="0" t="0" r="3810" b="4445"/>
+                  <wp:docPr id="837164345" name="Picture 1"/>
+                  <wp:cNvGraphicFramePr>
+                    <a:graphicFrameLocks xmlns:a="http://schemas.openxmlformats.org/drawingml/2006/main" noChangeAspect="1"/>
+                  </wp:cNvGraphicFramePr>
+                  <a:graphic xmlns:a="http://schemas.openxmlformats.org/drawingml/2006/main">
+                    <a:graphicData uri="http://schemas.openxmlformats.org/drawingml/2006/picture">
+                      <pic:pic xmlns:pic="http://schemas.openxmlformats.org/drawingml/2006/picture">
+                        <pic:nvPicPr>
+                          <pic:cNvPr id="837164345" name=""/>
+                          <pic:cNvPicPr/>
+                        </pic:nvPicPr>
+                        <pic:blipFill>
+                          <a:blip r:embed="rId21"/>
+                          <a:stretch>
+                            <a:fillRect/>
+                          </a:stretch>
+                        </pic:blipFill>
+                        <pic:spPr>
+                          <a:xfrm>
+                            <a:off x="0" y="0"/>
+                            <a:ext cx="1158240" cy="262255"/>
+                          </a:xfrm>
+                          <a:prstGeom prst="rect">
+                            <a:avLst/>
+                          </a:prstGeom>
+                        </pic:spPr>
+                      </pic:pic>
+                    </a:graphicData>
+                  </a:graphic>
+                </wp:inline>
+              </w:drawing>
+            </w:r>
           </w:p>
         </w:tc>
       </w:tr>
@@ -7193,7 +8056,6 @@
         <w:pStyle w:val="Heading2"/>
       </w:pPr>
       <w:r>
-        <w:lastRenderedPageBreak/>
         <w:t>G3. Skenario Uji CRUD</w:t>
       </w:r>
     </w:p>
@@ -7437,6 +8299,9 @@
             <w:pPr>
               <w:spacing w:after="0"/>
             </w:pPr>
+            <w:r>
+              <w:t>Satu dara baru</w:t>
+            </w:r>
           </w:p>
         </w:tc>
         <w:tc>
@@ -7458,7 +8323,7 @@
               <w:rPr>
                 <w:sz w:val="15"/>
               </w:rPr>
-              <w:t>☐ Lulus ☐ Gagal</w:t>
+              <w:t>Lulus</w:t>
             </w:r>
           </w:p>
         </w:tc>
@@ -7556,6 +8421,9 @@
             <w:pPr>
               <w:spacing w:after="0"/>
             </w:pPr>
+            <w:r>
+              <w:t>Ditolak</w:t>
+            </w:r>
           </w:p>
         </w:tc>
         <w:tc>
@@ -7568,7 +8436,6 @@
               <w:bottom w:w="80" w:type="dxa"/>
               <w:right w:w="80" w:type="dxa"/>
             </w:tcMar>
-            <w:vAlign w:val="center"/>
           </w:tcPr>
           <w:p>
             <w:pPr>
@@ -7578,7 +8445,7 @@
               <w:rPr>
                 <w:sz w:val="15"/>
               </w:rPr>
-              <w:t>☐ Lulus ☐ Gagal</w:t>
+              <w:t>Lulus</w:t>
             </w:r>
           </w:p>
         </w:tc>
@@ -7672,6 +8539,12 @@
             <w:pPr>
               <w:spacing w:after="0"/>
             </w:pPr>
+            <w:r>
+              <w:rPr>
+                <w:sz w:val="15"/>
+              </w:rPr>
+              <w:t>Ditolak server</w:t>
+            </w:r>
           </w:p>
         </w:tc>
         <w:tc>
@@ -7683,7 +8556,6 @@
               <w:bottom w:w="80" w:type="dxa"/>
               <w:right w:w="80" w:type="dxa"/>
             </w:tcMar>
-            <w:vAlign w:val="center"/>
           </w:tcPr>
           <w:p>
             <w:pPr>
@@ -7693,7 +8565,7 @@
               <w:rPr>
                 <w:sz w:val="15"/>
               </w:rPr>
-              <w:t>☐ Lulus ☐ Gagal</w:t>
+              <w:t>Lulus</w:t>
             </w:r>
           </w:p>
         </w:tc>
@@ -7791,6 +8663,12 @@
             <w:pPr>
               <w:spacing w:after="0"/>
             </w:pPr>
+            <w:r>
+              <w:rPr>
+                <w:sz w:val="15"/>
+              </w:rPr>
+              <w:t>Ditolak</w:t>
+            </w:r>
           </w:p>
         </w:tc>
         <w:tc>
@@ -7803,7 +8681,6 @@
               <w:bottom w:w="80" w:type="dxa"/>
               <w:right w:w="80" w:type="dxa"/>
             </w:tcMar>
-            <w:vAlign w:val="center"/>
           </w:tcPr>
           <w:p>
             <w:pPr>
@@ -7813,7 +8690,7 @@
               <w:rPr>
                 <w:sz w:val="15"/>
               </w:rPr>
-              <w:t>☐ Lulus ☐ Gagal</w:t>
+              <w:t>Lulus</w:t>
             </w:r>
           </w:p>
         </w:tc>
@@ -7907,6 +8784,12 @@
             <w:pPr>
               <w:spacing w:after="0"/>
             </w:pPr>
+            <w:r>
+              <w:rPr>
+                <w:sz w:val="15"/>
+              </w:rPr>
+              <w:t>Data berubah tanpa duplikasi</w:t>
+            </w:r>
           </w:p>
         </w:tc>
         <w:tc>
@@ -7918,7 +8801,6 @@
               <w:bottom w:w="80" w:type="dxa"/>
               <w:right w:w="80" w:type="dxa"/>
             </w:tcMar>
-            <w:vAlign w:val="center"/>
           </w:tcPr>
           <w:p>
             <w:pPr>
@@ -7928,7 +8810,7 @@
               <w:rPr>
                 <w:sz w:val="15"/>
               </w:rPr>
-              <w:t>☐ Lulus ☐ Gagal</w:t>
+              <w:t>Lulus</w:t>
             </w:r>
           </w:p>
         </w:tc>
@@ -8026,6 +8908,12 @@
             <w:pPr>
               <w:spacing w:after="0"/>
             </w:pPr>
+            <w:r>
+              <w:rPr>
+                <w:sz w:val="15"/>
+              </w:rPr>
+              <w:t>Hanya target hilang</w:t>
+            </w:r>
           </w:p>
         </w:tc>
         <w:tc>
@@ -8038,7 +8926,6 @@
               <w:bottom w:w="80" w:type="dxa"/>
               <w:right w:w="80" w:type="dxa"/>
             </w:tcMar>
-            <w:vAlign w:val="center"/>
           </w:tcPr>
           <w:p>
             <w:pPr>
@@ -8048,7 +8935,7 @@
               <w:rPr>
                 <w:sz w:val="15"/>
               </w:rPr>
-              <w:t>☐ Lulus ☐ Gagal</w:t>
+              <w:t>Lulus</w:t>
             </w:r>
           </w:p>
         </w:tc>
@@ -8142,6 +9029,12 @@
             <w:pPr>
               <w:spacing w:after="0"/>
             </w:pPr>
+            <w:r>
+              <w:rPr>
+                <w:sz w:val="15"/>
+              </w:rPr>
+              <w:t>Tidak menambah data</w:t>
+            </w:r>
           </w:p>
         </w:tc>
         <w:tc>
@@ -8153,7 +9046,6 @@
               <w:bottom w:w="80" w:type="dxa"/>
               <w:right w:w="80" w:type="dxa"/>
             </w:tcMar>
-            <w:vAlign w:val="center"/>
           </w:tcPr>
           <w:p>
             <w:pPr>
@@ -8163,7 +9055,7 @@
               <w:rPr>
                 <w:sz w:val="15"/>
               </w:rPr>
-              <w:t>☐ Lulus ☐ Gagal</w:t>
+              <w:t>Lulus</w:t>
             </w:r>
           </w:p>
         </w:tc>
@@ -8261,6 +9153,12 @@
             <w:pPr>
               <w:spacing w:after="0"/>
             </w:pPr>
+            <w:r>
+              <w:rPr>
+                <w:sz w:val="15"/>
+              </w:rPr>
+              <w:t>Kontrol dapat digunakan</w:t>
+            </w:r>
           </w:p>
         </w:tc>
         <w:tc>
@@ -8273,7 +9171,6 @@
               <w:bottom w:w="80" w:type="dxa"/>
               <w:right w:w="80" w:type="dxa"/>
             </w:tcMar>
-            <w:vAlign w:val="center"/>
           </w:tcPr>
           <w:p>
             <w:pPr>
@@ -8283,7 +9180,7 @@
               <w:rPr>
                 <w:sz w:val="15"/>
               </w:rPr>
-              <w:t>☐ Lulus ☐ Gagal</w:t>
+              <w:t>Lulus</w:t>
             </w:r>
           </w:p>
         </w:tc>
@@ -8312,11 +9209,25 @@
             <w:tcW w:w="10364" w:type="dxa"/>
           </w:tcPr>
           <w:p>
-            <w:pPr>
-              <w:pStyle w:val="Heading1"/>
-            </w:pPr>
-          </w:p>
-          <w:p/>
+            <w:r>
+              <w:t>Validasi di Blade mudah dimanipulasi melalui inspect elemen</w:t>
+            </w:r>
+            <w:r>
+              <w:t>t ataupun pengiriman request HTTP  secara langsung</w:t>
+            </w:r>
+            <w:r>
+              <w:t>, validasi backend sebagai pertahanan utama. Aturan validasi yang tersentral di satu class</w:t>
+            </w:r>
+            <w:r>
+              <w:t xml:space="preserve"> form request khusus, sehingga aturan bisnis tidak perlu ditulis ulang. </w:t>
+            </w:r>
+            <w:r>
+              <w:t>View blade hanya bertanggung jawab menyajikan data dan menampilkan aturan data dan menampilkan antarmuka</w:t>
+            </w:r>
+            <w:r>
+              <w:t>, sedangkan verifikasi aturan data masuk menjadi tanggung jawab  request layer sebelum masuk eksekusi controller</w:t>
+            </w:r>
+          </w:p>
         </w:tc>
       </w:tr>
     </w:tbl>
@@ -8576,6 +9487,9 @@
             <w:pPr>
               <w:spacing w:after="0"/>
             </w:pPr>
+            <w:r>
+              <w:t>Berhasil diperbarui</w:t>
+            </w:r>
           </w:p>
         </w:tc>
         <w:tc>
@@ -8593,6 +9507,9 @@
             <w:pPr>
               <w:spacing w:after="0"/>
             </w:pPr>
+            <w:r>
+              <w:t>Lulus</w:t>
+            </w:r>
           </w:p>
         </w:tc>
       </w:tr>
@@ -8689,6 +9606,9 @@
             <w:pPr>
               <w:spacing w:after="0"/>
             </w:pPr>
+            <w:r>
+              <w:t>Berhasil diperbarui</w:t>
+            </w:r>
           </w:p>
         </w:tc>
         <w:tc>
@@ -8701,12 +9621,14 @@
               <w:bottom w:w="80" w:type="dxa"/>
               <w:right w:w="80" w:type="dxa"/>
             </w:tcMar>
-            <w:vAlign w:val="center"/>
-          </w:tcPr>
-          <w:p>
-            <w:pPr>
-              <w:spacing w:after="0"/>
-            </w:pPr>
+          </w:tcPr>
+          <w:p>
+            <w:pPr>
+              <w:spacing w:after="0"/>
+            </w:pPr>
+            <w:r>
+              <w:t>Lulus</w:t>
+            </w:r>
           </w:p>
         </w:tc>
       </w:tr>
@@ -8799,6 +9721,9 @@
             <w:pPr>
               <w:spacing w:after="0"/>
             </w:pPr>
+            <w:r>
+              <w:t>Berhasil diperbarui</w:t>
+            </w:r>
           </w:p>
         </w:tc>
         <w:tc>
@@ -8810,12 +9735,14 @@
               <w:bottom w:w="80" w:type="dxa"/>
               <w:right w:w="80" w:type="dxa"/>
             </w:tcMar>
-            <w:vAlign w:val="center"/>
-          </w:tcPr>
-          <w:p>
-            <w:pPr>
-              <w:spacing w:after="0"/>
-            </w:pPr>
+          </w:tcPr>
+          <w:p>
+            <w:pPr>
+              <w:spacing w:after="0"/>
+            </w:pPr>
+            <w:r>
+              <w:t>Lulus</w:t>
+            </w:r>
           </w:p>
         </w:tc>
       </w:tr>
@@ -8912,6 +9839,9 @@
             <w:pPr>
               <w:spacing w:after="0"/>
             </w:pPr>
+            <w:r>
+              <w:t>Berhasil diperbarui</w:t>
+            </w:r>
           </w:p>
         </w:tc>
         <w:tc>
@@ -8924,12 +9854,14 @@
               <w:bottom w:w="80" w:type="dxa"/>
               <w:right w:w="80" w:type="dxa"/>
             </w:tcMar>
-            <w:vAlign w:val="center"/>
-          </w:tcPr>
-          <w:p>
-            <w:pPr>
-              <w:spacing w:after="0"/>
-            </w:pPr>
+          </w:tcPr>
+          <w:p>
+            <w:pPr>
+              <w:spacing w:after="0"/>
+            </w:pPr>
+            <w:r>
+              <w:t>Lulus</w:t>
+            </w:r>
           </w:p>
         </w:tc>
       </w:tr>
@@ -9022,6 +9954,9 @@
             <w:pPr>
               <w:spacing w:after="0"/>
             </w:pPr>
+            <w:r>
+              <w:t>Berhasil diperbarui</w:t>
+            </w:r>
           </w:p>
         </w:tc>
         <w:tc>
@@ -9033,12 +9968,14 @@
               <w:bottom w:w="80" w:type="dxa"/>
               <w:right w:w="80" w:type="dxa"/>
             </w:tcMar>
-            <w:vAlign w:val="center"/>
-          </w:tcPr>
-          <w:p>
-            <w:pPr>
-              <w:spacing w:after="0"/>
-            </w:pPr>
+          </w:tcPr>
+          <w:p>
+            <w:pPr>
+              <w:spacing w:after="0"/>
+            </w:pPr>
+            <w:r>
+              <w:t>Lulus</w:t>
+            </w:r>
           </w:p>
         </w:tc>
       </w:tr>
@@ -9135,6 +10072,9 @@
             <w:pPr>
               <w:spacing w:after="0"/>
             </w:pPr>
+            <w:r>
+              <w:t>Ditolak dengan pesan eror validasi status</w:t>
+            </w:r>
           </w:p>
         </w:tc>
         <w:tc>
@@ -9147,12 +10087,14 @@
               <w:bottom w:w="80" w:type="dxa"/>
               <w:right w:w="80" w:type="dxa"/>
             </w:tcMar>
-            <w:vAlign w:val="center"/>
-          </w:tcPr>
-          <w:p>
-            <w:pPr>
-              <w:spacing w:after="0"/>
-            </w:pPr>
+          </w:tcPr>
+          <w:p>
+            <w:pPr>
+              <w:spacing w:after="0"/>
+            </w:pPr>
+            <w:r>
+              <w:t>Lulus</w:t>
+            </w:r>
           </w:p>
         </w:tc>
       </w:tr>
@@ -9245,6 +10187,9 @@
             <w:pPr>
               <w:spacing w:after="0"/>
             </w:pPr>
+            <w:r>
+              <w:t>Ditolak dengan pesan eror validasi status</w:t>
+            </w:r>
           </w:p>
         </w:tc>
         <w:tc>
@@ -9256,12 +10201,14 @@
               <w:bottom w:w="80" w:type="dxa"/>
               <w:right w:w="80" w:type="dxa"/>
             </w:tcMar>
-            <w:vAlign w:val="center"/>
-          </w:tcPr>
-          <w:p>
-            <w:pPr>
-              <w:spacing w:after="0"/>
-            </w:pPr>
+          </w:tcPr>
+          <w:p>
+            <w:pPr>
+              <w:spacing w:after="0"/>
+            </w:pPr>
+            <w:r>
+              <w:t>Lulus</w:t>
+            </w:r>
           </w:p>
         </w:tc>
       </w:tr>
@@ -9290,6 +10237,7 @@
               <w:rPr>
                 <w:sz w:val="15"/>
               </w:rPr>
+              <w:lastRenderedPageBreak/>
               <w:t>Ongoing</w:t>
             </w:r>
           </w:p>
@@ -9358,6 +10306,9 @@
             <w:pPr>
               <w:spacing w:after="0"/>
             </w:pPr>
+            <w:r>
+              <w:t>Ditolak dengan pesan eror validasi status</w:t>
+            </w:r>
           </w:p>
         </w:tc>
         <w:tc>
@@ -9370,12 +10321,14 @@
               <w:bottom w:w="80" w:type="dxa"/>
               <w:right w:w="80" w:type="dxa"/>
             </w:tcMar>
-            <w:vAlign w:val="center"/>
-          </w:tcPr>
-          <w:p>
-            <w:pPr>
-              <w:spacing w:after="0"/>
-            </w:pPr>
+          </w:tcPr>
+          <w:p>
+            <w:pPr>
+              <w:spacing w:after="0"/>
+            </w:pPr>
+            <w:r>
+              <w:t>Lulus</w:t>
+            </w:r>
           </w:p>
         </w:tc>
       </w:tr>
@@ -9609,6 +10562,12 @@
             <w:pPr>
               <w:spacing w:after="0"/>
             </w:pPr>
+            <w:r>
+              <w:rPr>
+                <w:rFonts w:ascii="Segoe UI Emoji" w:hAnsi="Segoe UI Emoji" w:cs="Segoe UI Emoji"/>
+              </w:rPr>
+              <w:t>✔️</w:t>
+            </w:r>
           </w:p>
         </w:tc>
         <w:tc>
@@ -9743,6 +10702,12 @@
             <w:pPr>
               <w:spacing w:after="0"/>
             </w:pPr>
+            <w:r>
+              <w:rPr>
+                <w:rFonts w:ascii="Segoe UI Emoji" w:hAnsi="Segoe UI Emoji" w:cs="Segoe UI Emoji"/>
+              </w:rPr>
+              <w:t>✔️</w:t>
+            </w:r>
           </w:p>
         </w:tc>
         <w:tc>
@@ -9860,6 +10825,12 @@
             <w:pPr>
               <w:spacing w:after="0"/>
             </w:pPr>
+            <w:r>
+              <w:rPr>
+                <w:rFonts w:ascii="Segoe UI Emoji" w:hAnsi="Segoe UI Emoji" w:cs="Segoe UI Emoji"/>
+              </w:rPr>
+              <w:t>✔️</w:t>
+            </w:r>
           </w:p>
         </w:tc>
         <w:tc>
@@ -9995,6 +10966,12 @@
             <w:pPr>
               <w:spacing w:after="0"/>
             </w:pPr>
+            <w:r>
+              <w:rPr>
+                <w:rFonts w:ascii="Segoe UI Emoji" w:hAnsi="Segoe UI Emoji" w:cs="Segoe UI Emoji"/>
+              </w:rPr>
+              <w:t>✔️</w:t>
+            </w:r>
           </w:p>
         </w:tc>
         <w:tc>
@@ -10111,6 +11088,12 @@
             <w:pPr>
               <w:spacing w:after="0"/>
             </w:pPr>
+            <w:r>
+              <w:rPr>
+                <w:rFonts w:ascii="Segoe UI Emoji" w:hAnsi="Segoe UI Emoji" w:cs="Segoe UI Emoji"/>
+              </w:rPr>
+              <w:t>✔️</w:t>
+            </w:r>
           </w:p>
         </w:tc>
         <w:tc>
@@ -10128,6 +11111,12 @@
             <w:pPr>
               <w:spacing w:after="0"/>
             </w:pPr>
+            <w:r>
+              <w:rPr>
+                <w:rFonts w:ascii="Segoe UI Emoji" w:hAnsi="Segoe UI Emoji" w:cs="Segoe UI Emoji"/>
+              </w:rPr>
+              <w:t>✔️</w:t>
+            </w:r>
           </w:p>
         </w:tc>
         <w:tc>
@@ -10193,6 +11182,12 @@
             <w:pPr>
               <w:spacing w:after="0"/>
             </w:pPr>
+            <w:r>
+              <w:rPr>
+                <w:rFonts w:ascii="Segoe UI Emoji" w:hAnsi="Segoe UI Emoji" w:cs="Segoe UI Emoji"/>
+              </w:rPr>
+              <w:t>✔️</w:t>
+            </w:r>
           </w:p>
         </w:tc>
         <w:tc>
@@ -10379,6 +11374,12 @@
             <w:pPr>
               <w:spacing w:after="0"/>
             </w:pPr>
+            <w:r>
+              <w:rPr>
+                <w:rFonts w:ascii="Segoe UI Emoji" w:hAnsi="Segoe UI Emoji" w:cs="Segoe UI Emoji"/>
+              </w:rPr>
+              <w:t>✔️</w:t>
+            </w:r>
           </w:p>
         </w:tc>
       </w:tr>
@@ -10406,11 +11407,22 @@
             <w:tcW w:w="10364" w:type="dxa"/>
           </w:tcPr>
           <w:p>
-            <w:pPr>
-              <w:pStyle w:val="Heading1"/>
-            </w:pPr>
-          </w:p>
-          <w:p/>
+            <w:r>
+              <w:t xml:space="preserve">Form request hanya mengecek format input data apakah </w:t>
+            </w:r>
+            <w:r>
+              <w:t xml:space="preserve">formatnya string atau apa, sedangkan aturan transisi status, misal dari done tidak </w:t>
+            </w:r>
+            <w:r>
+              <w:t xml:space="preserve">bisa kembali planned merupakan aturan bisnis pada data lama di database. Controller bertugas menerima request HTTP dan menentukan </w:t>
+            </w:r>
+            <w:r>
+              <w:t>response, sedangkan proses verifikasi alur status dan penyimpanan diserahkan ke service class</w:t>
+            </w:r>
+            <w:r>
+              <w:t>. Dan logika alur bisa digunakan di tempat lain tanpa  perlu ketik lagi.</w:t>
+            </w:r>
+          </w:p>
         </w:tc>
       </w:tr>
     </w:tbl>
@@ -10616,7 +11628,7 @@
               <w:rPr>
                 <w:sz w:val="15"/>
               </w:rPr>
-              <w:t>☐ Lulus ☐ Gagal</w:t>
+              <w:t xml:space="preserve">Lulus </w:t>
             </w:r>
           </w:p>
         </w:tc>
@@ -10635,6 +11647,46 @@
             <w:pPr>
               <w:spacing w:after="0"/>
             </w:pPr>
+            <w:r>
+              <w:rPr>
+                <w:noProof/>
+              </w:rPr>
+              <w:drawing>
+                <wp:inline distT="0" distB="0" distL="0" distR="0" wp14:anchorId="09E0D4D3" wp14:editId="11514679">
+                  <wp:extent cx="1266190" cy="1416685"/>
+                  <wp:effectExtent l="0" t="0" r="0" b="0"/>
+                  <wp:docPr id="1022434225" name="Picture 1"/>
+                  <wp:cNvGraphicFramePr>
+                    <a:graphicFrameLocks xmlns:a="http://schemas.openxmlformats.org/drawingml/2006/main" noChangeAspect="1"/>
+                  </wp:cNvGraphicFramePr>
+                  <a:graphic xmlns:a="http://schemas.openxmlformats.org/drawingml/2006/main">
+                    <a:graphicData uri="http://schemas.openxmlformats.org/drawingml/2006/picture">
+                      <pic:pic xmlns:pic="http://schemas.openxmlformats.org/drawingml/2006/picture">
+                        <pic:nvPicPr>
+                          <pic:cNvPr id="1022434225" name=""/>
+                          <pic:cNvPicPr/>
+                        </pic:nvPicPr>
+                        <pic:blipFill>
+                          <a:blip r:embed="rId22"/>
+                          <a:stretch>
+                            <a:fillRect/>
+                          </a:stretch>
+                        </pic:blipFill>
+                        <pic:spPr>
+                          <a:xfrm>
+                            <a:off x="0" y="0"/>
+                            <a:ext cx="1266190" cy="1416685"/>
+                          </a:xfrm>
+                          <a:prstGeom prst="rect">
+                            <a:avLst/>
+                          </a:prstGeom>
+                        </pic:spPr>
+                      </pic:pic>
+                    </a:graphicData>
+                  </a:graphic>
+                </wp:inline>
+              </w:drawing>
+            </w:r>
           </w:p>
         </w:tc>
       </w:tr>
@@ -10701,7 +11753,6 @@
               <w:bottom w:w="80" w:type="dxa"/>
               <w:right w:w="80" w:type="dxa"/>
             </w:tcMar>
-            <w:vAlign w:val="center"/>
           </w:tcPr>
           <w:p>
             <w:pPr>
@@ -10711,7 +11762,7 @@
               <w:rPr>
                 <w:sz w:val="15"/>
               </w:rPr>
-              <w:t>☐ Lulus ☐ Gagal</w:t>
+              <w:t xml:space="preserve">Lulus </w:t>
             </w:r>
           </w:p>
         </w:tc>
@@ -10731,6 +11782,9 @@
             <w:pPr>
               <w:spacing w:after="0"/>
             </w:pPr>
+            <w:r>
+              <w:t>URL /activities/{id} menampilkan detail kegiatan; jika parameter ID tidak ditemukan di DB, Route Model Binding otomatis melempar 404 Not Found</w:t>
+            </w:r>
           </w:p>
         </w:tc>
       </w:tr>
@@ -10794,7 +11848,6 @@
               <w:bottom w:w="80" w:type="dxa"/>
               <w:right w:w="80" w:type="dxa"/>
             </w:tcMar>
-            <w:vAlign w:val="center"/>
           </w:tcPr>
           <w:p>
             <w:pPr>
@@ -10804,7 +11857,7 @@
               <w:rPr>
                 <w:sz w:val="15"/>
               </w:rPr>
-              <w:t>☐ Lulus ☐ Gagal</w:t>
+              <w:t xml:space="preserve">Lulus </w:t>
             </w:r>
           </w:p>
         </w:tc>
@@ -10823,6 +11876,9 @@
             <w:pPr>
               <w:spacing w:after="0"/>
             </w:pPr>
+            <w:r>
+              <w:t>Submit form activities.store dengan data valid berhasil menyimpan 1 record baru ke tabel database dan redirect ke show</w:t>
+            </w:r>
           </w:p>
         </w:tc>
       </w:tr>
@@ -10889,7 +11945,6 @@
               <w:bottom w:w="80" w:type="dxa"/>
               <w:right w:w="80" w:type="dxa"/>
             </w:tcMar>
-            <w:vAlign w:val="center"/>
           </w:tcPr>
           <w:p>
             <w:pPr>
@@ -10899,7 +11954,7 @@
               <w:rPr>
                 <w:sz w:val="15"/>
               </w:rPr>
-              <w:t>☐ Lulus ☐ Gagal</w:t>
+              <w:t xml:space="preserve">Lulus </w:t>
             </w:r>
           </w:p>
         </w:tc>
@@ -10919,6 +11974,9 @@
             <w:pPr>
               <w:spacing w:after="0"/>
             </w:pPr>
+            <w:r>
+              <w:t>StoreActivityRequest / UpdateActivityRequest memvalidasi aturan 'min:5'; muncul pesan error merah dan form tidak tersimpan.</w:t>
+            </w:r>
           </w:p>
         </w:tc>
       </w:tr>
@@ -10946,6 +12004,7 @@
               <w:rPr>
                 <w:sz w:val="15"/>
               </w:rPr>
+              <w:lastRenderedPageBreak/>
               <w:t>AC-05</w:t>
             </w:r>
           </w:p>
@@ -10982,7 +12041,6 @@
               <w:bottom w:w="80" w:type="dxa"/>
               <w:right w:w="80" w:type="dxa"/>
             </w:tcMar>
-            <w:vAlign w:val="center"/>
           </w:tcPr>
           <w:p>
             <w:pPr>
@@ -10992,7 +12050,7 @@
               <w:rPr>
                 <w:sz w:val="15"/>
               </w:rPr>
-              <w:t>☐ Lulus ☐ Gagal</w:t>
+              <w:t xml:space="preserve">Lulus </w:t>
             </w:r>
           </w:p>
         </w:tc>
@@ -11011,6 +12069,9 @@
             <w:pPr>
               <w:spacing w:after="0"/>
             </w:pPr>
+            <w:r>
+              <w:t>Rule Rule::in(['Planned', 'Ongoing', 'Done']) pada Form Request berhasil menolak nilai status asing di sisi server.</w:t>
+            </w:r>
           </w:p>
         </w:tc>
       </w:tr>
@@ -11077,7 +12138,6 @@
               <w:bottom w:w="80" w:type="dxa"/>
               <w:right w:w="80" w:type="dxa"/>
             </w:tcMar>
-            <w:vAlign w:val="center"/>
           </w:tcPr>
           <w:p>
             <w:pPr>
@@ -11087,7 +12147,7 @@
               <w:rPr>
                 <w:sz w:val="15"/>
               </w:rPr>
-              <w:t>☐ Lulus ☐ Gagal</w:t>
+              <w:t xml:space="preserve">Lulus </w:t>
             </w:r>
           </w:p>
         </w:tc>
@@ -11107,6 +12167,9 @@
             <w:pPr>
               <w:spacing w:after="0"/>
             </w:pPr>
+            <w:r>
+              <w:t>Method update menjalankan operasi update pada instance model yang sama tanpa menambah baris baru di tabel database.</w:t>
+            </w:r>
           </w:p>
         </w:tc>
       </w:tr>
@@ -11170,7 +12233,6 @@
               <w:bottom w:w="80" w:type="dxa"/>
               <w:right w:w="80" w:type="dxa"/>
             </w:tcMar>
-            <w:vAlign w:val="center"/>
           </w:tcPr>
           <w:p>
             <w:pPr>
@@ -11180,7 +12242,7 @@
               <w:rPr>
                 <w:sz w:val="15"/>
               </w:rPr>
-              <w:t>☐ Lulus ☐ Gagal</w:t>
+              <w:t xml:space="preserve">Lulus </w:t>
             </w:r>
           </w:p>
         </w:tc>
@@ -11199,6 +12261,9 @@
             <w:pPr>
               <w:spacing w:after="0"/>
             </w:pPr>
+            <w:r>
+              <w:t>Operasi DELETE via destroy() hanya menghapus baris data ID terkait dan menampilkan flash message sukses.</w:t>
+            </w:r>
           </w:p>
         </w:tc>
       </w:tr>
@@ -11265,7 +12330,6 @@
               <w:bottom w:w="80" w:type="dxa"/>
               <w:right w:w="80" w:type="dxa"/>
             </w:tcMar>
-            <w:vAlign w:val="center"/>
           </w:tcPr>
           <w:p>
             <w:pPr>
@@ -11275,7 +12339,7 @@
               <w:rPr>
                 <w:sz w:val="15"/>
               </w:rPr>
-              <w:t>☐ Lulus ☐ Gagal</w:t>
+              <w:t xml:space="preserve">Lulus </w:t>
             </w:r>
           </w:p>
         </w:tc>
@@ -11295,6 +12359,9 @@
             <w:pPr>
               <w:spacing w:after="0"/>
             </w:pPr>
+            <w:r>
+              <w:t>ActivityService mengizinkan transisi maju sesuai whitelist matriks $allowedTransitions dan status berhasil diperbarui.</w:t>
+            </w:r>
           </w:p>
         </w:tc>
       </w:tr>
@@ -11358,7 +12425,6 @@
               <w:bottom w:w="80" w:type="dxa"/>
               <w:right w:w="80" w:type="dxa"/>
             </w:tcMar>
-            <w:vAlign w:val="center"/>
           </w:tcPr>
           <w:p>
             <w:pPr>
@@ -11368,7 +12434,7 @@
               <w:rPr>
                 <w:sz w:val="15"/>
               </w:rPr>
-              <w:t>☐ Lulus ☐ Gagal</w:t>
+              <w:t xml:space="preserve">Lulus </w:t>
             </w:r>
           </w:p>
         </w:tc>
@@ -11386,6 +12452,38 @@
           <w:p>
             <w:pPr>
               <w:spacing w:after="0"/>
+              <w:rPr>
+                <w:lang w:val="en-ID"/>
+              </w:rPr>
+            </w:pPr>
+            <w:r>
+              <w:rPr>
+                <w:lang w:val="en-ID"/>
+              </w:rPr>
+              <w:t xml:space="preserve">ActivityService melempar ValidationException saat status diubah mundur (misal Done </w:t>
+            </w:r>
+            <m:oMath>
+              <m:r>
+                <w:rPr>
+                  <w:rFonts w:ascii="Cambria Math" w:hAnsi="Cambria Math"/>
+                  <w:lang w:val="en-ID"/>
+                </w:rPr>
+                <m:t>→</m:t>
+              </m:r>
+            </m:oMath>
+            <w:r>
+              <w:rPr>
+                <w:lang w:val="en-ID"/>
+              </w:rPr>
+              <w:t xml:space="preserve"> Ongoing) dan error tampil di UI Blade.</w:t>
+            </w:r>
+          </w:p>
+          <w:p>
+            <w:pPr>
+              <w:spacing w:after="0"/>
+              <w:rPr>
+                <w:lang w:val="en-ID"/>
+              </w:rPr>
             </w:pPr>
           </w:p>
         </w:tc>
@@ -11453,7 +12551,6 @@
               <w:bottom w:w="80" w:type="dxa"/>
               <w:right w:w="80" w:type="dxa"/>
             </w:tcMar>
-            <w:vAlign w:val="center"/>
           </w:tcPr>
           <w:p>
             <w:pPr>
@@ -11463,7 +12560,7 @@
               <w:rPr>
                 <w:sz w:val="15"/>
               </w:rPr>
-              <w:t>☐ Lulus ☐ Gagal</w:t>
+              <w:t xml:space="preserve">Lulus </w:t>
             </w:r>
           </w:p>
         </w:tc>
@@ -11483,6 +12580,19 @@
             <w:pPr>
               <w:spacing w:after="0"/>
             </w:pPr>
+            <w:r>
+              <w:t>Tidak ada error sintaks/runtime pada log aplikasi (storage/logs/laravel.log); pengetikan tipe data (</w:t>
+            </w:r>
+            <w:r>
+              <w:rPr>
+                <w:i/>
+                <w:iCs/>
+              </w:rPr>
+              <w:t>type-hinting</w:t>
+            </w:r>
+            <w:r>
+              <w:t>) pada method Controller &amp; Service lengkap dan valid.</w:t>
+            </w:r>
           </w:p>
         </w:tc>
       </w:tr>
@@ -12272,6 +13382,7 @@
               <w:rPr>
                 <w:sz w:val="16"/>
               </w:rPr>
+              <w:lastRenderedPageBreak/>
               <w:t>Mengapa relevan atau tidak relevan</w:t>
             </w:r>
           </w:p>
@@ -12594,6 +13705,9 @@
             <w:pPr>
               <w:spacing w:after="0"/>
             </w:pPr>
+            <w:r>
+              <w:t>Status kegiatan</w:t>
+            </w:r>
           </w:p>
         </w:tc>
       </w:tr>
@@ -12622,7 +13736,6 @@
               <w:rPr>
                 <w:sz w:val="16"/>
               </w:rPr>
-              <w:lastRenderedPageBreak/>
               <w:t>Query string</w:t>
             </w:r>
           </w:p>
@@ -12643,6 +13756,9 @@
             <w:pPr>
               <w:spacing w:after="0"/>
             </w:pPr>
+            <w:r>
+              <w:t>?status=</w:t>
+            </w:r>
           </w:p>
         </w:tc>
       </w:tr>
@@ -12689,6 +13805,9 @@
             <w:pPr>
               <w:spacing w:after="0"/>
             </w:pPr>
+            <w:r>
+              <w:t>Planned, Ongoing, Done</w:t>
+            </w:r>
           </w:p>
         </w:tc>
       </w:tr>
@@ -12737,6 +13856,12 @@
             <w:pPr>
               <w:spacing w:after="0"/>
             </w:pPr>
+            <w:r>
+              <w:t xml:space="preserve">Diabaikan, sistem nampilin </w:t>
+            </w:r>
+            <w:r>
+              <w:t>semua data</w:t>
+            </w:r>
           </w:p>
         </w:tc>
       </w:tr>
@@ -12783,6 +13908,9 @@
             <w:pPr>
               <w:spacing w:after="0"/>
             </w:pPr>
+            <w:r>
+              <w:t>Loqal query scope pada model activity</w:t>
+            </w:r>
           </w:p>
         </w:tc>
       </w:tr>
@@ -13037,7 +14165,7 @@
               <w:rPr>
                 <w:sz w:val="15"/>
               </w:rPr>
-              <w:t>☐ Lulus ☐ Gagal</w:t>
+              <w:t xml:space="preserve">Lulus </w:t>
             </w:r>
           </w:p>
         </w:tc>
@@ -13056,6 +14184,46 @@
             <w:pPr>
               <w:spacing w:after="0"/>
             </w:pPr>
+            <w:r>
+              <w:rPr>
+                <w:noProof/>
+              </w:rPr>
+              <w:drawing>
+                <wp:inline distT="0" distB="0" distL="0" distR="0" wp14:anchorId="0BC71662" wp14:editId="6FB2675E">
+                  <wp:extent cx="1050290" cy="1009650"/>
+                  <wp:effectExtent l="0" t="0" r="0" b="0"/>
+                  <wp:docPr id="1192998248" name="Picture 1"/>
+                  <wp:cNvGraphicFramePr>
+                    <a:graphicFrameLocks xmlns:a="http://schemas.openxmlformats.org/drawingml/2006/main" noChangeAspect="1"/>
+                  </wp:cNvGraphicFramePr>
+                  <a:graphic xmlns:a="http://schemas.openxmlformats.org/drawingml/2006/main">
+                    <a:graphicData uri="http://schemas.openxmlformats.org/drawingml/2006/picture">
+                      <pic:pic xmlns:pic="http://schemas.openxmlformats.org/drawingml/2006/picture">
+                        <pic:nvPicPr>
+                          <pic:cNvPr id="1192998248" name=""/>
+                          <pic:cNvPicPr/>
+                        </pic:nvPicPr>
+                        <pic:blipFill>
+                          <a:blip r:embed="rId23"/>
+                          <a:stretch>
+                            <a:fillRect/>
+                          </a:stretch>
+                        </pic:blipFill>
+                        <pic:spPr>
+                          <a:xfrm>
+                            <a:off x="0" y="0"/>
+                            <a:ext cx="1050290" cy="1009650"/>
+                          </a:xfrm>
+                          <a:prstGeom prst="rect">
+                            <a:avLst/>
+                          </a:prstGeom>
+                        </pic:spPr>
+                      </pic:pic>
+                    </a:graphicData>
+                  </a:graphic>
+                </wp:inline>
+              </w:drawing>
+            </w:r>
           </w:p>
         </w:tc>
       </w:tr>
@@ -13132,7 +14300,19 @@
               <w:rPr>
                 <w:sz w:val="15"/>
               </w:rPr>
-              <w:t>☐ Lulus ☐ Gagal</w:t>
+              <w:t xml:space="preserve">☐ </w:t>
+            </w:r>
+            <w:r>
+              <w:rPr>
+                <w:sz w:val="15"/>
+              </w:rPr>
+              <w:t xml:space="preserve">Lulus </w:t>
+            </w:r>
+            <w:r>
+              <w:rPr>
+                <w:sz w:val="15"/>
+              </w:rPr>
+              <w:t>☐  gagal</w:t>
             </w:r>
           </w:p>
         </w:tc>
@@ -13215,7 +14395,6 @@
               <w:bottom w:w="80" w:type="dxa"/>
               <w:right w:w="80" w:type="dxa"/>
             </w:tcMar>
-            <w:vAlign w:val="center"/>
           </w:tcPr>
           <w:p>
             <w:pPr>
@@ -13225,7 +14404,7 @@
               <w:rPr>
                 <w:sz w:val="15"/>
               </w:rPr>
-              <w:t>☐ Lulus ☐ Gagal</w:t>
+              <w:t>☐ Lulus ☐  gagal</w:t>
             </w:r>
           </w:p>
         </w:tc>
@@ -13310,7 +14489,6 @@
               <w:bottom w:w="80" w:type="dxa"/>
               <w:right w:w="80" w:type="dxa"/>
             </w:tcMar>
-            <w:vAlign w:val="center"/>
           </w:tcPr>
           <w:p>
             <w:pPr>
@@ -13320,7 +14498,7 @@
               <w:rPr>
                 <w:sz w:val="15"/>
               </w:rPr>
-              <w:t>☐ Lulus ☐ Gagal</w:t>
+              <w:t>☐ Lulus ☐  gagal</w:t>
             </w:r>
           </w:p>
         </w:tc>
@@ -13547,6 +14725,9 @@
             <w:pPr>
               <w:spacing w:after="0"/>
             </w:pPr>
+            <w:r>
+              <w:t>Label, input, eror  massage berulang 5 kali dengan pola yang sama</w:t>
+            </w:r>
           </w:p>
         </w:tc>
         <w:tc>
@@ -13646,6 +14827,18 @@
             <w:pPr>
               <w:spacing w:after="0"/>
             </w:pPr>
+            <w:r>
+              <w:t>_form.blade.php punya 5 blok markup</w:t>
+            </w:r>
+            <w:r>
+              <w:t xml:space="preserve"> (title, description, activity_date, category, status) yang strukturnya identik</w:t>
+            </w:r>
+            <w:r>
+              <w:t>. Kalau mau styling atau nambah field baru, harus copy-paste manual</w:t>
+            </w:r>
+            <w:r>
+              <w:t xml:space="preserve"> dan rawan typo</w:t>
+            </w:r>
           </w:p>
         </w:tc>
         <w:tc>
@@ -13727,6 +14920,7 @@
               <w:rPr>
                 <w:sz w:val="14"/>
               </w:rPr>
+              <w:lastRenderedPageBreak/>
               <w:t>Refactor</w:t>
             </w:r>
           </w:p>
@@ -13763,6 +14957,9 @@
             <w:pPr>
               <w:spacing w:after="0"/>
             </w:pPr>
+            <w:r>
+              <w:t>Ekstrak pola berulang jadi Blade component &lt;x-form-field name="..." label="..." /&gt; di resources/views/components/form-field.blade.php. Field textarea (description) dibuat component terpisah &lt;x-form-textarea&gt; karena markup-nya beda. Tidak ada fitur baru ditambahkan hanya reorganisasi struktur</w:t>
+            </w:r>
           </w:p>
         </w:tc>
         <w:tc>
@@ -13780,6 +14977,9 @@
             <w:pPr>
               <w:spacing w:after="0"/>
             </w:pPr>
+            <w:r>
+              <w:t>Prinsip DRY (Don't Repeat Yourself): satu sumber kebenaran untuk markup field form, bukan diduplikasi 5x</w:t>
+            </w:r>
           </w:p>
         </w:tc>
         <w:tc>
@@ -13881,6 +15081,9 @@
             <w:pPr>
               <w:spacing w:after="0"/>
             </w:pPr>
+            <w:r>
+              <w:t>Setelah refactor, form create &amp; edit harus tetap: (1) menampilkan error di field yang benar saat validasi gagal, (2) old() fallback ke nilai $activity yang ada saat edit, (3) styling error tetap konsisten (merah, posisi sama)</w:t>
+            </w:r>
           </w:p>
         </w:tc>
         <w:tc>
@@ -13899,6 +15102,9 @@
             <w:pPr>
               <w:spacing w:after="0"/>
             </w:pPr>
+            <w:r>
+              <w:t>Manual test: submit form kosong di create &amp; edit → cek semua 5 field nampilin error dengan benar; buka form edit → cek value ke-prefill benar</w:t>
+            </w:r>
           </w:p>
         </w:tc>
       </w:tr>
@@ -13996,6 +15202,19 @@
             <w:pPr>
               <w:spacing w:after="0"/>
             </w:pPr>
+            <w:r>
+              <w:t xml:space="preserve">Sebelum: ~35 baris markup duplikat di _form.blade.php (5 field × ~7 baris). Sesudah: _form.blade.php jadi ~5 baris pemanggilan component + 1 file component reusable (~10 baris). Kalau ada SonarQube/PHPStan, bandingkan metrik </w:t>
+            </w:r>
+            <w:r>
+              <w:rPr>
+                <w:i/>
+                <w:iCs/>
+              </w:rPr>
+              <w:t>duplicated lines</w:t>
+            </w:r>
+            <w:r>
+              <w:t xml:space="preserve"> sebelum vs sesudah</w:t>
+            </w:r>
           </w:p>
         </w:tc>
       </w:tr>
@@ -14025,7 +15244,95 @@
           <w:p>
             <w:pPr>
               <w:pStyle w:val="Heading1"/>
-            </w:pPr>
+              <w:numPr>
+                <w:ilvl w:val="0"/>
+                <w:numId w:val="11"/>
+              </w:numPr>
+              <w:rPr>
+                <w:sz w:val="15"/>
+                <w:szCs w:val="15"/>
+              </w:rPr>
+            </w:pPr>
+            <w:r>
+              <w:rPr>
+                <w:sz w:val="15"/>
+                <w:szCs w:val="15"/>
+              </w:rPr>
+              <w:t>C</w:t>
+            </w:r>
+            <w:r>
+              <w:rPr>
+                <w:sz w:val="15"/>
+                <w:szCs w:val="15"/>
+              </w:rPr>
+              <w:t xml:space="preserve">ontroller seharusnya hanya menangani </w:t>
+            </w:r>
+            <w:r>
+              <w:rPr>
+                <w:sz w:val="15"/>
+                <w:szCs w:val="15"/>
+              </w:rPr>
+              <w:t xml:space="preserve">orkestrasi HTTP seperti menerima request dll, bukan tempat business rule. Kalau logic transisi status ditaruh langsung </w:t>
+            </w:r>
+            <w:r>
+              <w:rPr>
+                <w:sz w:val="15"/>
+                <w:szCs w:val="15"/>
+              </w:rPr>
+              <w:t>di update() controller, controller jadi gemuk dan sulit ditest tanpa HTTP request penuh</w:t>
+            </w:r>
+            <w:r>
+              <w:rPr>
+                <w:sz w:val="15"/>
+                <w:szCs w:val="15"/>
+              </w:rPr>
+              <w:t>.</w:t>
+            </w:r>
+          </w:p>
+          <w:p>
+            <w:pPr>
+              <w:pStyle w:val="ListParagraph"/>
+              <w:numPr>
+                <w:ilvl w:val="0"/>
+                <w:numId w:val="11"/>
+              </w:numPr>
+            </w:pPr>
+            <w:r>
+              <w:t>Eloquent sebaiknya fokus pada relasi, cast attribute dan s</w:t>
+            </w:r>
+            <w:r>
+              <w:t>cope query. Meletakkan business rule kompleks di model membuatnya  jadi flat model yang tanggung jawabnua bercampur</w:t>
+            </w:r>
+            <w:r>
+              <w:t>.</w:t>
+            </w:r>
+          </w:p>
+          <w:p>
+            <w:pPr>
+              <w:pStyle w:val="ListParagraph"/>
+              <w:numPr>
+                <w:ilvl w:val="0"/>
+                <w:numId w:val="11"/>
+              </w:numPr>
+            </w:pPr>
+            <w:r>
+              <w:t>Form request cocok untuk validasi format input</w:t>
+            </w:r>
+            <w:r>
+              <w:t>, tapi transisi status adalah business rule yang bergantung pada state existing data, bukan sekedar validasi format.</w:t>
+            </w:r>
+          </w:p>
+          <w:p>
+            <w:pPr>
+              <w:pStyle w:val="ListParagraph"/>
+              <w:numPr>
+                <w:ilvl w:val="0"/>
+                <w:numId w:val="11"/>
+              </w:numPr>
+            </w:pPr>
+            <w:r>
+              <w:t>Diletakkan di service karena service merupakan lapisan netral yang bisa  nangani business logic murni</w:t>
+            </w:r>
           </w:p>
         </w:tc>
       </w:tr>
@@ -14511,6 +15818,7 @@
               <w:rPr>
                 <w:sz w:val="15"/>
               </w:rPr>
+              <w:lastRenderedPageBreak/>
               <w:t>Route model binding digunakan.</w:t>
             </w:r>
           </w:p>
@@ -14987,7 +16295,6 @@
         <w:pStyle w:val="Heading1"/>
       </w:pPr>
       <w:r>
-        <w:lastRenderedPageBreak/>
         <w:t>N. Riwayat Commit / Checkpoint</w:t>
       </w:r>
     </w:p>
@@ -18682,8 +19989,8 @@
     </w:tbl>
     <w:p/>
     <w:sectPr>
-      <w:headerReference w:type="default" r:id="rId12"/>
-      <w:footerReference w:type="default" r:id="rId13"/>
+      <w:headerReference w:type="default" r:id="rId24"/>
+      <w:footerReference w:type="default" r:id="rId25"/>
       <w:pgSz w:w="11906" w:h="16838"/>
       <w:pgMar w:top="822" w:right="879" w:bottom="822" w:left="879" w:header="720" w:footer="720" w:gutter="0"/>
       <w:cols w:space="720"/>
@@ -19004,6 +20311,95 @@
     </w:lvl>
   </w:abstractNum>
   <w:abstractNum w:abstractNumId="9" w15:restartNumberingAfterBreak="0">
+    <w:nsid w:val="110C23DF"/>
+    <w:multiLevelType w:val="hybridMultilevel"/>
+    <w:tmpl w:val="17301334"/>
+    <w:lvl w:ilvl="0" w:tplc="3809000F">
+      <w:start w:val="1"/>
+      <w:numFmt w:val="decimal"/>
+      <w:lvlText w:val="%1."/>
+      <w:lvlJc w:val="left"/>
+      <w:pPr>
+        <w:ind w:left="720" w:hanging="360"/>
+      </w:pPr>
+      <w:rPr>
+        <w:rFonts w:hint="default"/>
+      </w:rPr>
+    </w:lvl>
+    <w:lvl w:ilvl="1" w:tplc="38090019" w:tentative="1">
+      <w:start w:val="1"/>
+      <w:numFmt w:val="lowerLetter"/>
+      <w:lvlText w:val="%2."/>
+      <w:lvlJc w:val="left"/>
+      <w:pPr>
+        <w:ind w:left="1440" w:hanging="360"/>
+      </w:pPr>
+    </w:lvl>
+    <w:lvl w:ilvl="2" w:tplc="3809001B" w:tentative="1">
+      <w:start w:val="1"/>
+      <w:numFmt w:val="lowerRoman"/>
+      <w:lvlText w:val="%3."/>
+      <w:lvlJc w:val="right"/>
+      <w:pPr>
+        <w:ind w:left="2160" w:hanging="180"/>
+      </w:pPr>
+    </w:lvl>
+    <w:lvl w:ilvl="3" w:tplc="3809000F" w:tentative="1">
+      <w:start w:val="1"/>
+      <w:numFmt w:val="decimal"/>
+      <w:lvlText w:val="%4."/>
+      <w:lvlJc w:val="left"/>
+      <w:pPr>
+        <w:ind w:left="2880" w:hanging="360"/>
+      </w:pPr>
+    </w:lvl>
+    <w:lvl w:ilvl="4" w:tplc="38090019" w:tentative="1">
+      <w:start w:val="1"/>
+      <w:numFmt w:val="lowerLetter"/>
+      <w:lvlText w:val="%5."/>
+      <w:lvlJc w:val="left"/>
+      <w:pPr>
+        <w:ind w:left="3600" w:hanging="360"/>
+      </w:pPr>
+    </w:lvl>
+    <w:lvl w:ilvl="5" w:tplc="3809001B" w:tentative="1">
+      <w:start w:val="1"/>
+      <w:numFmt w:val="lowerRoman"/>
+      <w:lvlText w:val="%6."/>
+      <w:lvlJc w:val="right"/>
+      <w:pPr>
+        <w:ind w:left="4320" w:hanging="180"/>
+      </w:pPr>
+    </w:lvl>
+    <w:lvl w:ilvl="6" w:tplc="3809000F" w:tentative="1">
+      <w:start w:val="1"/>
+      <w:numFmt w:val="decimal"/>
+      <w:lvlText w:val="%7."/>
+      <w:lvlJc w:val="left"/>
+      <w:pPr>
+        <w:ind w:left="5040" w:hanging="360"/>
+      </w:pPr>
+    </w:lvl>
+    <w:lvl w:ilvl="7" w:tplc="38090019" w:tentative="1">
+      <w:start w:val="1"/>
+      <w:numFmt w:val="lowerLetter"/>
+      <w:lvlText w:val="%8."/>
+      <w:lvlJc w:val="left"/>
+      <w:pPr>
+        <w:ind w:left="5760" w:hanging="360"/>
+      </w:pPr>
+    </w:lvl>
+    <w:lvl w:ilvl="8" w:tplc="3809001B" w:tentative="1">
+      <w:start w:val="1"/>
+      <w:numFmt w:val="lowerRoman"/>
+      <w:lvlText w:val="%9."/>
+      <w:lvlJc w:val="right"/>
+      <w:pPr>
+        <w:ind w:left="6480" w:hanging="180"/>
+      </w:pPr>
+    </w:lvl>
+  </w:abstractNum>
+  <w:abstractNum w:abstractNumId="10" w15:restartNumberingAfterBreak="0">
     <w:nsid w:val="4724650A"/>
     <w:multiLevelType w:val="hybridMultilevel"/>
     <w:tmpl w:val="63B6C992"/>
@@ -19120,6 +20516,9 @@
     <w:abstractNumId w:val="0"/>
   </w:num>
   <w:num w:numId="10" w16cid:durableId="81952260">
+    <w:abstractNumId w:val="10"/>
+  </w:num>
+  <w:num w:numId="11" w16cid:durableId="698121721">
     <w:abstractNumId w:val="9"/>
   </w:num>
 </w:numbering>

--- a/Worksheet Mahasiswa - Modul 3 Framework in Programming - Laravel Basic.docx
+++ b/Worksheet Mahasiswa - Modul 3 Framework in Programming - Laravel Basic.docx
@@ -17965,6 +17965,12 @@
             <w:pPr>
               <w:spacing w:after="0"/>
             </w:pPr>
+            <w:r>
+              <w:rPr>
+                <w:rFonts w:ascii="Segoe UI Emoji" w:hAnsi="Segoe UI Emoji" w:cs="Segoe UI Emoji"/>
+              </w:rPr>
+              <w:t>✔️</w:t>
+            </w:r>
           </w:p>
         </w:tc>
         <w:tc>
@@ -18082,6 +18088,12 @@
             <w:pPr>
               <w:spacing w:after="0"/>
             </w:pPr>
+            <w:r>
+              <w:rPr>
+                <w:rFonts w:ascii="Segoe UI Emoji" w:hAnsi="Segoe UI Emoji" w:cs="Segoe UI Emoji"/>
+              </w:rPr>
+              <w:t>✔️</w:t>
+            </w:r>
           </w:p>
         </w:tc>
         <w:tc>
@@ -18199,6 +18211,12 @@
             <w:pPr>
               <w:spacing w:after="0"/>
             </w:pPr>
+            <w:r>
+              <w:rPr>
+                <w:rFonts w:ascii="Segoe UI Emoji" w:hAnsi="Segoe UI Emoji" w:cs="Segoe UI Emoji"/>
+              </w:rPr>
+              <w:t>✔️</w:t>
+            </w:r>
           </w:p>
         </w:tc>
         <w:tc>
@@ -18316,6 +18334,12 @@
             <w:pPr>
               <w:spacing w:after="0"/>
             </w:pPr>
+            <w:r>
+              <w:rPr>
+                <w:rFonts w:ascii="Segoe UI Emoji" w:hAnsi="Segoe UI Emoji" w:cs="Segoe UI Emoji"/>
+              </w:rPr>
+              <w:t>✔️</w:t>
+            </w:r>
           </w:p>
         </w:tc>
         <w:tc>
@@ -18450,6 +18474,12 @@
             <w:pPr>
               <w:spacing w:after="0"/>
             </w:pPr>
+            <w:r>
+              <w:rPr>
+                <w:rFonts w:ascii="Segoe UI Emoji" w:hAnsi="Segoe UI Emoji" w:cs="Segoe UI Emoji"/>
+              </w:rPr>
+              <w:t>✔️</w:t>
+            </w:r>
           </w:p>
         </w:tc>
         <w:tc>
@@ -18550,6 +18580,12 @@
             <w:pPr>
               <w:spacing w:after="0"/>
             </w:pPr>
+            <w:r>
+              <w:rPr>
+                <w:rFonts w:ascii="Segoe UI Emoji" w:hAnsi="Segoe UI Emoji" w:cs="Segoe UI Emoji"/>
+              </w:rPr>
+              <w:t>✔️</w:t>
+            </w:r>
           </w:p>
         </w:tc>
         <w:tc>
@@ -18667,6 +18703,12 @@
             <w:pPr>
               <w:spacing w:after="0"/>
             </w:pPr>
+            <w:r>
+              <w:rPr>
+                <w:rFonts w:ascii="Segoe UI Emoji" w:hAnsi="Segoe UI Emoji" w:cs="Segoe UI Emoji"/>
+              </w:rPr>
+              <w:t>✔️</w:t>
+            </w:r>
           </w:p>
         </w:tc>
         <w:tc>
@@ -18794,6 +18836,12 @@
                 <w:lang w:val="fi-FI"/>
               </w:rPr>
             </w:pPr>
+            <w:r>
+              <w:rPr>
+                <w:rFonts w:ascii="Segoe UI Emoji" w:hAnsi="Segoe UI Emoji" w:cs="Segoe UI Emoji"/>
+              </w:rPr>
+              <w:t>✔️</w:t>
+            </w:r>
           </w:p>
         </w:tc>
         <w:tc>
@@ -19396,6 +19444,18 @@
                 <w:b/>
               </w:rPr>
             </w:pPr>
+            <w:r>
+              <w:rPr>
+                <w:b/>
+              </w:rPr>
+              <w:t>Pemisahan tanggung jawab antar layer</w:t>
+            </w:r>
+            <w:r>
+              <w:rPr>
+                <w:b/>
+              </w:rPr>
+              <w:t>, masing-masing punya satu peran spesifik dan tidak boleh tumpang tindih</w:t>
+            </w:r>
           </w:p>
         </w:tc>
       </w:tr>
@@ -19428,6 +19488,18 @@
                 <w:b/>
               </w:rPr>
             </w:pPr>
+            <w:r>
+              <w:rPr>
+                <w:b/>
+              </w:rPr>
+              <w:t xml:space="preserve">Kode yang corrupt, seperti $ </w:t>
+            </w:r>
+            <w:r>
+              <w:rPr>
+                <w:b/>
+              </w:rPr>
+              <w:t>jadi \( dll membuat saya lumayan lebih teliti dalam membaca eror</w:t>
+            </w:r>
           </w:p>
         </w:tc>
       </w:tr>
@@ -19460,6 +19532,18 @@
                 <w:b/>
               </w:rPr>
             </w:pPr>
+            <w:r>
+              <w:rPr>
+                <w:b/>
+              </w:rPr>
+              <w:t>Validation rule mengecek format input</w:t>
+            </w:r>
+            <w:r>
+              <w:rPr>
+                <w:b/>
+              </w:rPr>
+              <w:t xml:space="preserve"> sedangkan business rule mengecek aturan bisnis yang bergantung pada state data</w:t>
+            </w:r>
           </w:p>
         </w:tc>
       </w:tr>
@@ -19492,6 +19576,18 @@
                 <w:b/>
               </w:rPr>
             </w:pPr>
+            <w:r>
+              <w:rPr>
+                <w:b/>
+              </w:rPr>
+              <w:t>Meletakkan validateStatusTransition() di activityService</w:t>
+            </w:r>
+            <w:r>
+              <w:rPr>
+                <w:b/>
+              </w:rPr>
+              <w:t>, bukan di controller atau model, agar business rule terpisah dan bisa di test dan dipakai ulang tanpa bergantung pada HTTP request</w:t>
+            </w:r>
           </w:p>
         </w:tc>
       </w:tr>
@@ -19583,9 +19679,12 @@
             <w:tcW w:w="10364" w:type="dxa"/>
           </w:tcPr>
           <w:p>
-            <w:pPr>
-              <w:pStyle w:val="Heading1"/>
-            </w:pPr>
+            <w:r>
+              <w:t>Sangat banyak yang harus saya pelajari lagi</w:t>
+            </w:r>
+            <w:r>
+              <w:t>s</w:t>
+            </w:r>
           </w:p>
         </w:tc>
       </w:tr>
